--- a/CSC377-E-Governance/Old-Questions/old-questions.docx
+++ b/CSC377-E-Governance/Old-Questions/old-questions.docx
@@ -27,7 +27,7 @@
           <w:lang w:val="en-US"/>
           <w14:ligatures w14:val="standardContextual"/>
         </w:rPr>
-        <w:t xml:space="preserve">Model Set </w:t>
+        <w:t>2082</w:t>
       </w:r>
       <w:r>
         <w:rPr>
@@ -40,24 +40,25 @@
           <w:lang w:val="en-US"/>
           <w14:ligatures w14:val="standardContextual"/>
         </w:rPr>
-        <w:t>:</w:t>
-      </w:r>
-    </w:p>
-    <w:p>
-      <w:pPr>
-        <w:spacing w:before="240" w:line="480" w:lineRule="auto"/>
+        <w:t xml:space="preserve"> </w:t>
+      </w:r>
+      <w:r>
         <w:rPr>
           <w:rFonts w:ascii="Aptos" w:eastAsia="Aptos" w:hAnsi="Aptos" w:cs="Times New Roman"/>
           <w:b/>
           <w:bCs/>
           <w:kern w:val="2"/>
-          <w:sz w:val="24"/>
-          <w:szCs w:val="24"/>
-          <w:lang w:val="en-US"/>
-          <w14:ligatures w14:val="standardContextual"/>
-        </w:rPr>
-      </w:pPr>
-      <w:r>
+          <w:sz w:val="36"/>
+          <w:szCs w:val="36"/>
+          <w:lang w:val="en-US"/>
+          <w14:ligatures w14:val="standardContextual"/>
+        </w:rPr>
+        <w:t>:</w:t>
+      </w:r>
+    </w:p>
+    <w:p>
+      <w:pPr>
+        <w:spacing w:before="240" w:line="480" w:lineRule="auto"/>
         <w:rPr>
           <w:rFonts w:ascii="Aptos" w:eastAsia="Aptos" w:hAnsi="Aptos" w:cs="Times New Roman"/>
           <w:b/>
@@ -68,99 +69,8 @@
           <w:lang w:val="en-US"/>
           <w14:ligatures w14:val="standardContextual"/>
         </w:rPr>
-        <w:t>Long Answer Questions: [10 marks each]</w:t>
-      </w:r>
-    </w:p>
-    <w:p>
-      <w:pPr>
-        <w:pStyle w:val="ListParagraph"/>
-        <w:numPr>
-          <w:ilvl w:val="0"/>
-          <w:numId w:val="7"/>
-        </w:numPr>
-        <w:spacing w:before="240" w:line="480" w:lineRule="auto"/>
-        <w:rPr>
-          <w:rFonts w:ascii="Aptos" w:eastAsia="Aptos" w:hAnsi="Aptos" w:cs="Times New Roman"/>
-          <w:kern w:val="2"/>
-          <w:sz w:val="24"/>
-          <w:szCs w:val="24"/>
-          <w:lang w:val="en-US"/>
-          <w14:ligatures w14:val="standardContextual"/>
-        </w:rPr>
-      </w:pPr>
-      <w:r>
-        <w:rPr>
-          <w:rFonts w:ascii="Aptos" w:eastAsia="Aptos" w:hAnsi="Aptos" w:cs="Times New Roman"/>
-          <w:kern w:val="2"/>
-          <w:sz w:val="24"/>
-          <w:szCs w:val="24"/>
-          <w:lang w:val="en-US"/>
-          <w14:ligatures w14:val="standardContextual"/>
-        </w:rPr>
-        <w:t>What are the benefits of using E-governance for both government and citizens? Why is it necessary to implement E-governance to provide government services to citizens efficiently? Explain with suitable example.</w:t>
-      </w:r>
-    </w:p>
-    <w:p>
-      <w:pPr>
-        <w:pStyle w:val="ListParagraph"/>
-        <w:numPr>
-          <w:ilvl w:val="0"/>
-          <w:numId w:val="7"/>
-        </w:numPr>
-        <w:spacing w:before="240" w:line="480" w:lineRule="auto"/>
-        <w:rPr>
-          <w:rFonts w:ascii="Aptos" w:eastAsia="Aptos" w:hAnsi="Aptos" w:cs="Times New Roman"/>
-          <w:kern w:val="2"/>
-          <w:sz w:val="24"/>
-          <w:szCs w:val="24"/>
-          <w:lang w:val="en-US"/>
-          <w14:ligatures w14:val="standardContextual"/>
-        </w:rPr>
-      </w:pPr>
-      <w:r>
-        <w:rPr>
-          <w:rFonts w:ascii="Aptos" w:eastAsia="Aptos" w:hAnsi="Aptos" w:cs="Times New Roman"/>
-          <w:kern w:val="2"/>
-          <w:sz w:val="24"/>
-          <w:szCs w:val="24"/>
-          <w:lang w:val="en-US"/>
-          <w14:ligatures w14:val="standardContextual"/>
-        </w:rPr>
-        <w:t>Why is it necessary to use E-Government model? Explain interactive service model and critical flow model in detail.</w:t>
-      </w:r>
-    </w:p>
-    <w:p>
-      <w:pPr>
-        <w:pStyle w:val="ListParagraph"/>
-        <w:numPr>
-          <w:ilvl w:val="0"/>
-          <w:numId w:val="7"/>
-        </w:numPr>
-        <w:spacing w:before="240" w:line="480" w:lineRule="auto"/>
-        <w:rPr>
-          <w:rFonts w:ascii="Aptos" w:eastAsia="Aptos" w:hAnsi="Aptos" w:cs="Times New Roman"/>
-          <w:kern w:val="2"/>
-          <w:sz w:val="24"/>
-          <w:szCs w:val="24"/>
-          <w:lang w:val="en-US"/>
-          <w14:ligatures w14:val="standardContextual"/>
-        </w:rPr>
-      </w:pPr>
-      <w:r>
-        <w:rPr>
-          <w:rFonts w:ascii="Aptos" w:eastAsia="Aptos" w:hAnsi="Aptos" w:cs="Times New Roman"/>
-          <w:kern w:val="2"/>
-          <w:sz w:val="24"/>
-          <w:szCs w:val="24"/>
-          <w:lang w:val="en-US"/>
-          <w14:ligatures w14:val="standardContextual"/>
-        </w:rPr>
-        <w:t>What different infrastructure are necessary to implement E-governance? Explain different computing infrastructure necessary to implement E-governance.</w:t>
-      </w:r>
-    </w:p>
-    <w:p>
-      <w:pPr>
-        <w:spacing w:before="240" w:line="480" w:lineRule="auto"/>
+      </w:pPr>
+      <w:r>
         <w:rPr>
           <w:rFonts w:ascii="Aptos" w:eastAsia="Aptos" w:hAnsi="Aptos" w:cs="Times New Roman"/>
           <w:b/>
@@ -171,8 +81,81 @@
           <w:lang w:val="en-US"/>
           <w14:ligatures w14:val="standardContextual"/>
         </w:rPr>
-      </w:pPr>
-      <w:r>
+        <w:t>Long Answer Questions: [10 marks each]</w:t>
+      </w:r>
+    </w:p>
+    <w:p>
+      <w:pPr>
+        <w:pStyle w:val="ListParagraph"/>
+        <w:numPr>
+          <w:ilvl w:val="0"/>
+          <w:numId w:val="27"/>
+        </w:numPr>
+        <w:spacing w:before="240" w:line="480" w:lineRule="auto"/>
+        <w:rPr>
+          <w:rFonts w:ascii="Aptos" w:eastAsia="Aptos" w:hAnsi="Aptos"/>
+          <w:kern w:val="2"/>
+          <w14:ligatures w14:val="standardContextual"/>
+        </w:rPr>
+      </w:pPr>
+      <w:r>
+        <w:rPr>
+          <w:rFonts w:ascii="Aptos" w:eastAsia="Aptos" w:hAnsi="Aptos"/>
+          <w:kern w:val="2"/>
+          <w14:ligatures w14:val="standardContextual"/>
+        </w:rPr>
+        <w:t>What are the present global trends of growth in E-Governance? Discuss with examples from developed and developing nations.</w:t>
+      </w:r>
+    </w:p>
+    <w:p>
+      <w:pPr>
+        <w:pStyle w:val="ListParagraph"/>
+        <w:numPr>
+          <w:ilvl w:val="0"/>
+          <w:numId w:val="27"/>
+        </w:numPr>
+        <w:spacing w:before="240" w:line="480" w:lineRule="auto"/>
+        <w:rPr>
+          <w:rFonts w:ascii="Aptos" w:eastAsia="Aptos" w:hAnsi="Aptos"/>
+          <w:kern w:val="2"/>
+          <w14:ligatures w14:val="standardContextual"/>
+        </w:rPr>
+      </w:pPr>
+      <w:r>
+        <w:rPr>
+          <w:rFonts w:ascii="Aptos" w:eastAsia="Aptos" w:hAnsi="Aptos"/>
+          <w:kern w:val="2"/>
+          <w14:ligatures w14:val="standardContextual"/>
+        </w:rPr>
+        <w:t>What is a digital governance model? Describe the Critical Flow Model in E-Governance. How does it differ from other models?</w:t>
+      </w:r>
+    </w:p>
+    <w:p>
+      <w:pPr>
+        <w:pStyle w:val="ListParagraph"/>
+        <w:numPr>
+          <w:ilvl w:val="0"/>
+          <w:numId w:val="27"/>
+        </w:numPr>
+        <w:spacing w:before="240" w:line="480" w:lineRule="auto"/>
+        <w:rPr>
+          <w:rFonts w:ascii="Aptos" w:eastAsia="Aptos" w:hAnsi="Aptos"/>
+          <w:kern w:val="2"/>
+          <w14:ligatures w14:val="standardContextual"/>
+        </w:rPr>
+      </w:pPr>
+      <w:r>
+        <w:rPr>
+          <w:rFonts w:ascii="Aptos" w:eastAsia="Aptos" w:hAnsi="Aptos"/>
+          <w:kern w:val="2"/>
+          <w14:ligatures w14:val="standardContextual"/>
+        </w:rPr>
+        <w:t>What is the E-Governance maturity model? Explain the various maturity levels along with their characteristics.</w:t>
+      </w:r>
+    </w:p>
+    <w:p>
+      <w:pPr>
+        <w:spacing w:before="240" w:line="480" w:lineRule="auto"/>
         <w:rPr>
           <w:rFonts w:ascii="Aptos" w:eastAsia="Aptos" w:hAnsi="Aptos" w:cs="Times New Roman"/>
           <w:b/>
@@ -183,14 +166,892 @@
           <w:lang w:val="en-US"/>
           <w14:ligatures w14:val="standardContextual"/>
         </w:rPr>
+      </w:pPr>
+      <w:r>
+        <w:rPr>
+          <w:rFonts w:ascii="Aptos" w:eastAsia="Aptos" w:hAnsi="Aptos" w:cs="Times New Roman"/>
+          <w:b/>
+          <w:bCs/>
+          <w:kern w:val="2"/>
+          <w:sz w:val="24"/>
+          <w:szCs w:val="24"/>
+          <w:lang w:val="en-US"/>
+          <w14:ligatures w14:val="standardContextual"/>
+        </w:rPr>
         <w:t>Short Answer Questions: [5 marks each]</w:t>
       </w:r>
     </w:p>
     <w:p>
       <w:pPr>
-        <w:numPr>
-          <w:ilvl w:val="0"/>
-          <w:numId w:val="7"/>
+        <w:pStyle w:val="ListParagraph"/>
+        <w:numPr>
+          <w:ilvl w:val="0"/>
+          <w:numId w:val="27"/>
+        </w:numPr>
+        <w:spacing w:before="240" w:line="480" w:lineRule="auto"/>
+        <w:rPr>
+          <w:rFonts w:ascii="Aptos" w:eastAsia="Aptos" w:hAnsi="Aptos"/>
+          <w:kern w:val="2"/>
+          <w14:ligatures w14:val="standardContextual"/>
+        </w:rPr>
+      </w:pPr>
+      <w:r>
+        <w:rPr>
+          <w:rFonts w:ascii="Aptos" w:eastAsia="Aptos" w:hAnsi="Aptos"/>
+          <w:kern w:val="2"/>
+          <w14:ligatures w14:val="standardContextual"/>
+        </w:rPr>
+        <w:t>Explain the importance of Cyber Laws in E-Governance.</w:t>
+      </w:r>
+    </w:p>
+    <w:p>
+      <w:pPr>
+        <w:pStyle w:val="ListParagraph"/>
+        <w:numPr>
+          <w:ilvl w:val="0"/>
+          <w:numId w:val="27"/>
+        </w:numPr>
+        <w:spacing w:before="240" w:line="480" w:lineRule="auto"/>
+        <w:rPr>
+          <w:rFonts w:ascii="Aptos" w:eastAsia="Aptos" w:hAnsi="Aptos"/>
+          <w:kern w:val="2"/>
+          <w14:ligatures w14:val="standardContextual"/>
+        </w:rPr>
+      </w:pPr>
+      <w:r>
+        <w:rPr>
+          <w:rFonts w:ascii="Aptos" w:eastAsia="Aptos" w:hAnsi="Aptos"/>
+          <w:kern w:val="2"/>
+          <w14:ligatures w14:val="standardContextual"/>
+        </w:rPr>
+        <w:t>How can we use data warehousing and data mining concepts in agriculture and rural development?</w:t>
+      </w:r>
+    </w:p>
+    <w:p>
+      <w:pPr>
+        <w:pStyle w:val="ListParagraph"/>
+        <w:numPr>
+          <w:ilvl w:val="0"/>
+          <w:numId w:val="27"/>
+        </w:numPr>
+        <w:spacing w:before="240" w:line="480" w:lineRule="auto"/>
+        <w:rPr>
+          <w:rFonts w:ascii="Aptos" w:eastAsia="Aptos" w:hAnsi="Aptos"/>
+          <w:kern w:val="2"/>
+          <w14:ligatures w14:val="standardContextual"/>
+        </w:rPr>
+      </w:pPr>
+      <w:r>
+        <w:rPr>
+          <w:rFonts w:ascii="Aptos" w:eastAsia="Aptos" w:hAnsi="Aptos"/>
+          <w:kern w:val="2"/>
+          <w14:ligatures w14:val="standardContextual"/>
+        </w:rPr>
+        <w:t>Explain the concept of National Data Warehouses. How do they facilitate better governance?</w:t>
+      </w:r>
+    </w:p>
+    <w:p>
+      <w:pPr>
+        <w:pStyle w:val="ListParagraph"/>
+        <w:numPr>
+          <w:ilvl w:val="0"/>
+          <w:numId w:val="27"/>
+        </w:numPr>
+        <w:spacing w:before="240" w:line="480" w:lineRule="auto"/>
+        <w:rPr>
+          <w:rFonts w:ascii="Aptos" w:eastAsia="Aptos" w:hAnsi="Aptos"/>
+          <w:kern w:val="2"/>
+          <w14:ligatures w14:val="standardContextual"/>
+        </w:rPr>
+      </w:pPr>
+      <w:r>
+        <w:rPr>
+          <w:rFonts w:ascii="Aptos" w:eastAsia="Aptos" w:hAnsi="Aptos"/>
+          <w:kern w:val="2"/>
+          <w14:ligatures w14:val="standardContextual"/>
+        </w:rPr>
+        <w:t>Explain the E-governance security model.</w:t>
+      </w:r>
+    </w:p>
+    <w:p>
+      <w:pPr>
+        <w:pStyle w:val="ListParagraph"/>
+        <w:numPr>
+          <w:ilvl w:val="0"/>
+          <w:numId w:val="27"/>
+        </w:numPr>
+        <w:spacing w:before="240" w:line="480" w:lineRule="auto"/>
+        <w:rPr>
+          <w:rFonts w:ascii="Aptos" w:eastAsia="Aptos" w:hAnsi="Aptos"/>
+          <w:kern w:val="2"/>
+          <w14:ligatures w14:val="standardContextual"/>
+        </w:rPr>
+      </w:pPr>
+      <w:r>
+        <w:rPr>
+          <w:rFonts w:ascii="Aptos" w:eastAsia="Aptos" w:hAnsi="Aptos"/>
+          <w:kern w:val="2"/>
+          <w14:ligatures w14:val="standardContextual"/>
+        </w:rPr>
+        <w:t>What is an Interoperability Framework? Why is it important?</w:t>
+      </w:r>
+    </w:p>
+    <w:p>
+      <w:pPr>
+        <w:pStyle w:val="ListParagraph"/>
+        <w:numPr>
+          <w:ilvl w:val="0"/>
+          <w:numId w:val="27"/>
+        </w:numPr>
+        <w:spacing w:before="240" w:line="480" w:lineRule="auto"/>
+        <w:rPr>
+          <w:rFonts w:ascii="Aptos" w:eastAsia="Aptos" w:hAnsi="Aptos"/>
+          <w:kern w:val="2"/>
+          <w14:ligatures w14:val="standardContextual"/>
+        </w:rPr>
+      </w:pPr>
+      <w:r>
+        <w:rPr>
+          <w:rFonts w:ascii="Aptos" w:eastAsia="Aptos" w:hAnsi="Aptos"/>
+          <w:kern w:val="2"/>
+          <w14:ligatures w14:val="standardContextual"/>
+        </w:rPr>
+        <w:t>How can we achieve good governance through e-governance models?</w:t>
+      </w:r>
+    </w:p>
+    <w:p>
+      <w:pPr>
+        <w:pStyle w:val="ListParagraph"/>
+        <w:numPr>
+          <w:ilvl w:val="0"/>
+          <w:numId w:val="27"/>
+        </w:numPr>
+        <w:spacing w:before="240" w:line="480" w:lineRule="auto"/>
+        <w:rPr>
+          <w:rFonts w:ascii="Aptos" w:eastAsia="Aptos" w:hAnsi="Aptos"/>
+          <w:kern w:val="2"/>
+          <w14:ligatures w14:val="standardContextual"/>
+        </w:rPr>
+      </w:pPr>
+      <w:r>
+        <w:rPr>
+          <w:rFonts w:ascii="Aptos" w:eastAsia="Aptos" w:hAnsi="Aptos"/>
+          <w:kern w:val="2"/>
+          <w14:ligatures w14:val="standardContextual"/>
+        </w:rPr>
+        <w:t>What is e-readiness? Discuss the data system infrastructural preparedness of e-readiness.</w:t>
+      </w:r>
+    </w:p>
+    <w:p>
+      <w:pPr>
+        <w:pStyle w:val="ListParagraph"/>
+        <w:numPr>
+          <w:ilvl w:val="0"/>
+          <w:numId w:val="27"/>
+        </w:numPr>
+        <w:spacing w:before="240" w:line="480" w:lineRule="auto"/>
+        <w:rPr>
+          <w:rFonts w:ascii="Aptos" w:eastAsia="Aptos" w:hAnsi="Aptos"/>
+          <w:kern w:val="2"/>
+          <w14:ligatures w14:val="standardContextual"/>
+        </w:rPr>
+      </w:pPr>
+      <w:r>
+        <w:rPr>
+          <w:rFonts w:ascii="Aptos" w:eastAsia="Aptos" w:hAnsi="Aptos"/>
+          <w:kern w:val="2"/>
+          <w14:ligatures w14:val="standardContextual"/>
+        </w:rPr>
+        <w:t>Describe any two E-Government initiatives in Nepal and their impact.</w:t>
+      </w:r>
+    </w:p>
+    <w:p>
+      <w:pPr>
+        <w:pStyle w:val="ListParagraph"/>
+        <w:numPr>
+          <w:ilvl w:val="0"/>
+          <w:numId w:val="27"/>
+        </w:numPr>
+        <w:spacing w:before="240" w:line="480" w:lineRule="auto"/>
+        <w:rPr>
+          <w:rFonts w:ascii="Aptos" w:eastAsia="Aptos" w:hAnsi="Aptos"/>
+          <w:kern w:val="2"/>
+          <w14:ligatures w14:val="standardContextual"/>
+        </w:rPr>
+      </w:pPr>
+      <w:r>
+        <w:rPr>
+          <w:rFonts w:ascii="Aptos" w:eastAsia="Aptos" w:hAnsi="Aptos"/>
+          <w:kern w:val="2"/>
+          <w14:ligatures w14:val="standardContextual"/>
+        </w:rPr>
+        <w:t>Write short notes on:</w:t>
+      </w:r>
+    </w:p>
+    <w:p>
+      <w:pPr>
+        <w:pStyle w:val="ListParagraph"/>
+        <w:numPr>
+          <w:ilvl w:val="0"/>
+          <w:numId w:val="42"/>
+        </w:numPr>
+        <w:spacing w:before="240" w:line="480" w:lineRule="auto"/>
+        <w:rPr>
+          <w:rFonts w:ascii="Aptos" w:eastAsia="Aptos" w:hAnsi="Aptos"/>
+          <w:kern w:val="2"/>
+          <w14:ligatures w14:val="standardContextual"/>
+        </w:rPr>
+      </w:pPr>
+      <w:r>
+        <w:rPr>
+          <w:rFonts w:ascii="Aptos" w:eastAsia="Aptos" w:hAnsi="Aptos"/>
+          <w:kern w:val="2"/>
+          <w14:ligatures w14:val="standardContextual"/>
+        </w:rPr>
+        <w:t>Cloud governance</w:t>
+      </w:r>
+    </w:p>
+    <w:p>
+      <w:pPr>
+        <w:pStyle w:val="ListParagraph"/>
+        <w:numPr>
+          <w:ilvl w:val="0"/>
+          <w:numId w:val="42"/>
+        </w:numPr>
+        <w:spacing w:before="240" w:line="480" w:lineRule="auto"/>
+        <w:rPr>
+          <w:rFonts w:ascii="Aptos" w:eastAsia="Aptos" w:hAnsi="Aptos" w:cs="Times New Roman"/>
+          <w:kern w:val="2"/>
+          <w:sz w:val="24"/>
+          <w:szCs w:val="24"/>
+          <w:lang w:val="en-US"/>
+          <w14:ligatures w14:val="standardContextual"/>
+        </w:rPr>
+      </w:pPr>
+      <w:r>
+        <w:rPr>
+          <w:rFonts w:ascii="Aptos" w:eastAsia="Aptos" w:hAnsi="Aptos"/>
+          <w:kern w:val="2"/>
+          <w14:ligatures w14:val="standardContextual"/>
+        </w:rPr>
+        <w:t>E-Government Life Cycle</w:t>
+      </w:r>
+      <w:r>
+        <w:rPr>
+          <w:rFonts w:ascii="Aptos" w:eastAsia="Aptos" w:hAnsi="Aptos" w:cs="Times New Roman"/>
+          <w:kern w:val="2"/>
+          <w:sz w:val="24"/>
+          <w:szCs w:val="24"/>
+          <w:lang w:val="en-US"/>
+          <w14:ligatures w14:val="standardContextual"/>
+        </w:rPr>
+        <w:br w:type="page"/>
+      </w:r>
+    </w:p>
+    <w:p>
+      <w:pPr>
+        <w:spacing w:before="240" w:line="480" w:lineRule="auto"/>
+        <w:rPr>
+          <w:rFonts w:ascii="Aptos" w:eastAsia="Aptos" w:hAnsi="Aptos" w:cs="Times New Roman"/>
+          <w:b/>
+          <w:bCs/>
+          <w:kern w:val="2"/>
+          <w:sz w:val="36"/>
+          <w:szCs w:val="36"/>
+          <w:lang w:val="en-US"/>
+          <w14:ligatures w14:val="standardContextual"/>
+        </w:rPr>
+      </w:pPr>
+      <w:r>
+        <w:rPr>
+          <w:rFonts w:ascii="Aptos" w:eastAsia="Aptos" w:hAnsi="Aptos" w:cs="Times New Roman"/>
+          <w:b/>
+          <w:bCs/>
+          <w:kern w:val="2"/>
+          <w:sz w:val="36"/>
+          <w:szCs w:val="36"/>
+          <w:lang w:val="en-US"/>
+          <w14:ligatures w14:val="standardContextual"/>
+        </w:rPr>
+        <w:lastRenderedPageBreak/>
+        <w:t xml:space="preserve">Model Set </w:t>
+      </w:r>
+      <w:r>
+        <w:rPr>
+          <w:rFonts w:ascii="Aptos" w:eastAsia="Aptos" w:hAnsi="Aptos" w:cs="Times New Roman"/>
+          <w:b/>
+          <w:bCs/>
+          <w:kern w:val="2"/>
+          <w:sz w:val="36"/>
+          <w:szCs w:val="36"/>
+          <w:lang w:val="en-US"/>
+          <w14:ligatures w14:val="standardContextual"/>
+        </w:rPr>
+        <w:t>:</w:t>
+      </w:r>
+    </w:p>
+    <w:p>
+      <w:pPr>
+        <w:spacing w:before="240" w:line="480" w:lineRule="auto"/>
+        <w:rPr>
+          <w:rFonts w:ascii="Aptos" w:eastAsia="Aptos" w:hAnsi="Aptos" w:cs="Times New Roman"/>
+          <w:b/>
+          <w:bCs/>
+          <w:kern w:val="2"/>
+          <w:sz w:val="24"/>
+          <w:szCs w:val="24"/>
+          <w:lang w:val="en-US"/>
+          <w14:ligatures w14:val="standardContextual"/>
+        </w:rPr>
+      </w:pPr>
+      <w:r>
+        <w:rPr>
+          <w:rFonts w:ascii="Aptos" w:eastAsia="Aptos" w:hAnsi="Aptos" w:cs="Times New Roman"/>
+          <w:b/>
+          <w:bCs/>
+          <w:kern w:val="2"/>
+          <w:sz w:val="24"/>
+          <w:szCs w:val="24"/>
+          <w:lang w:val="en-US"/>
+          <w14:ligatures w14:val="standardContextual"/>
+        </w:rPr>
+        <w:t>Long Answer Questions: [10 marks each]</w:t>
+      </w:r>
+    </w:p>
+    <w:p>
+      <w:pPr>
+        <w:pStyle w:val="ListParagraph"/>
+        <w:numPr>
+          <w:ilvl w:val="0"/>
+          <w:numId w:val="47"/>
+        </w:numPr>
+        <w:spacing w:before="240" w:line="480" w:lineRule="auto"/>
+        <w:rPr>
+          <w:rFonts w:ascii="Aptos" w:eastAsia="Aptos" w:hAnsi="Aptos"/>
+          <w:kern w:val="2"/>
+          <w14:ligatures w14:val="standardContextual"/>
+        </w:rPr>
+      </w:pPr>
+      <w:r>
+        <w:rPr>
+          <w:rFonts w:ascii="Aptos" w:eastAsia="Aptos" w:hAnsi="Aptos"/>
+          <w:kern w:val="2"/>
+          <w14:ligatures w14:val="standardContextual"/>
+        </w:rPr>
+        <w:t>What is E-Government Life Cycle? Explain each stage in detail. How can E-Governance help bridge the digital divide and ensure inclusive service delivery in Nepal’s diverse geographical and socio-economic context? Explain with suitable examples.</w:t>
+      </w:r>
+    </w:p>
+    <w:p>
+      <w:pPr>
+        <w:pStyle w:val="ListParagraph"/>
+        <w:numPr>
+          <w:ilvl w:val="0"/>
+          <w:numId w:val="47"/>
+        </w:numPr>
+        <w:spacing w:before="240" w:line="480" w:lineRule="auto"/>
+        <w:rPr>
+          <w:rFonts w:ascii="Aptos" w:eastAsia="Aptos" w:hAnsi="Aptos"/>
+          <w:kern w:val="2"/>
+          <w14:ligatures w14:val="standardContextual"/>
+        </w:rPr>
+      </w:pPr>
+      <w:r>
+        <w:rPr>
+          <w:rFonts w:ascii="Aptos" w:eastAsia="Aptos" w:hAnsi="Aptos"/>
+          <w:kern w:val="2"/>
+          <w14:ligatures w14:val="standardContextual"/>
+        </w:rPr>
+        <w:t>What is E-Government Architecture and Interoperability Framework? Why are these crucial for successful e-governance implementation? Explain different types of network infrastructure and computing infrastructure required with examples from Nepal’s e-governance projects.</w:t>
+      </w:r>
+    </w:p>
+    <w:p>
+      <w:pPr>
+        <w:pStyle w:val="ListParagraph"/>
+        <w:numPr>
+          <w:ilvl w:val="0"/>
+          <w:numId w:val="47"/>
+        </w:numPr>
+        <w:spacing w:before="240" w:line="480" w:lineRule="auto"/>
+        <w:rPr>
+          <w:rFonts w:ascii="Aptos" w:eastAsia="Aptos" w:hAnsi="Aptos"/>
+          <w:kern w:val="2"/>
+          <w14:ligatures w14:val="standardContextual"/>
+        </w:rPr>
+      </w:pPr>
+      <w:r>
+        <w:rPr>
+          <w:rFonts w:ascii="Aptos" w:eastAsia="Aptos" w:hAnsi="Aptos"/>
+          <w:kern w:val="2"/>
+          <w14:ligatures w14:val="standardContextual"/>
+        </w:rPr>
+        <w:t>Explain Mobilization and Lobbying Model and Government-to-Citizen-to-Government (G2C2G) Interactive Service Model in detail. How can these models be used to enhance citizen participation in governance, especially in the context of recent youth-led movements in Nepal?</w:t>
+      </w:r>
+    </w:p>
+    <w:p>
+      <w:pPr>
+        <w:spacing w:before="240" w:line="480" w:lineRule="auto"/>
+        <w:rPr>
+          <w:rFonts w:ascii="Aptos" w:eastAsia="Aptos" w:hAnsi="Aptos" w:cs="Times New Roman"/>
+          <w:b/>
+          <w:bCs/>
+          <w:kern w:val="2"/>
+          <w:sz w:val="24"/>
+          <w:szCs w:val="24"/>
+          <w:lang w:val="en-US"/>
+          <w14:ligatures w14:val="standardContextual"/>
+        </w:rPr>
+      </w:pPr>
+      <w:r>
+        <w:rPr>
+          <w:rFonts w:ascii="Aptos" w:eastAsia="Aptos" w:hAnsi="Aptos" w:cs="Times New Roman"/>
+          <w:b/>
+          <w:bCs/>
+          <w:kern w:val="2"/>
+          <w:sz w:val="24"/>
+          <w:szCs w:val="24"/>
+          <w:lang w:val="en-US"/>
+          <w14:ligatures w14:val="standardContextual"/>
+        </w:rPr>
+        <w:t>Short Answer Questions: [5 marks each]</w:t>
+      </w:r>
+    </w:p>
+    <w:p>
+      <w:pPr>
+        <w:pStyle w:val="ListParagraph"/>
+        <w:numPr>
+          <w:ilvl w:val="0"/>
+          <w:numId w:val="47"/>
+        </w:numPr>
+        <w:spacing w:before="240" w:line="480" w:lineRule="auto"/>
+        <w:rPr>
+          <w:rFonts w:ascii="Aptos" w:eastAsia="Aptos" w:hAnsi="Aptos"/>
+          <w:kern w:val="2"/>
+          <w14:ligatures w14:val="standardContextual"/>
+        </w:rPr>
+      </w:pPr>
+      <w:r>
+        <w:rPr>
+          <w:rFonts w:ascii="Aptos" w:eastAsia="Aptos" w:hAnsi="Aptos"/>
+          <w:kern w:val="2"/>
+          <w14:ligatures w14:val="standardContextual"/>
+        </w:rPr>
+        <w:t>What is the difference between online service delivery and electronic service delivery? How does e-governance promote SMART government? Justify with examples.</w:t>
+      </w:r>
+    </w:p>
+    <w:p>
+      <w:pPr>
+        <w:pStyle w:val="ListParagraph"/>
+        <w:numPr>
+          <w:ilvl w:val="0"/>
+          <w:numId w:val="47"/>
+        </w:numPr>
+        <w:spacing w:before="240" w:line="480" w:lineRule="auto"/>
+        <w:rPr>
+          <w:rFonts w:ascii="Aptos" w:eastAsia="Aptos" w:hAnsi="Aptos"/>
+          <w:kern w:val="2"/>
+          <w14:ligatures w14:val="standardContextual"/>
+        </w:rPr>
+      </w:pPr>
+      <w:r>
+        <w:rPr>
+          <w:rFonts w:ascii="Aptos" w:eastAsia="Aptos" w:hAnsi="Aptos"/>
+          <w:kern w:val="2"/>
+          <w14:ligatures w14:val="standardContextual"/>
+        </w:rPr>
+        <w:t>Describe the five maturity levels of e-governance. At which maturity level do you think Nepal currently stands?</w:t>
+      </w:r>
+    </w:p>
+    <w:p>
+      <w:pPr>
+        <w:pStyle w:val="ListParagraph"/>
+        <w:numPr>
+          <w:ilvl w:val="0"/>
+          <w:numId w:val="47"/>
+        </w:numPr>
+        <w:spacing w:before="240" w:line="480" w:lineRule="auto"/>
+        <w:rPr>
+          <w:rFonts w:ascii="Aptos" w:eastAsia="Aptos" w:hAnsi="Aptos"/>
+          <w:kern w:val="2"/>
+          <w14:ligatures w14:val="standardContextual"/>
+        </w:rPr>
+      </w:pPr>
+      <w:r>
+        <w:rPr>
+          <w:rFonts w:ascii="Aptos" w:eastAsia="Aptos" w:hAnsi="Aptos"/>
+          <w:kern w:val="2"/>
+          <w14:ligatures w14:val="standardContextual"/>
+        </w:rPr>
+        <w:t>What is institutional infrastructural preparedness? Why is it important for e-governance implementation? Explain the concept of e-readiness framework with its major components.</w:t>
+      </w:r>
+    </w:p>
+    <w:p>
+      <w:pPr>
+        <w:pStyle w:val="ListParagraph"/>
+        <w:numPr>
+          <w:ilvl w:val="0"/>
+          <w:numId w:val="47"/>
+        </w:numPr>
+        <w:spacing w:before="240" w:line="480" w:lineRule="auto"/>
+        <w:rPr>
+          <w:rFonts w:ascii="Aptos" w:eastAsia="Aptos" w:hAnsi="Aptos"/>
+          <w:kern w:val="2"/>
+          <w14:ligatures w14:val="standardContextual"/>
+        </w:rPr>
+      </w:pPr>
+      <w:r>
+        <w:rPr>
+          <w:rFonts w:ascii="Aptos" w:eastAsia="Aptos" w:hAnsi="Aptos"/>
+          <w:kern w:val="2"/>
+          <w14:ligatures w14:val="standardContextual"/>
+        </w:rPr>
+        <w:t>Explain the Security Management Model for e-government systems.</w:t>
+      </w:r>
+    </w:p>
+    <w:p>
+      <w:pPr>
+        <w:pStyle w:val="ListParagraph"/>
+        <w:numPr>
+          <w:ilvl w:val="0"/>
+          <w:numId w:val="47"/>
+        </w:numPr>
+        <w:spacing w:before="240" w:line="480" w:lineRule="auto"/>
+        <w:rPr>
+          <w:rFonts w:ascii="Aptos" w:eastAsia="Aptos" w:hAnsi="Aptos"/>
+          <w:kern w:val="2"/>
+          <w14:ligatures w14:val="standardContextual"/>
+        </w:rPr>
+      </w:pPr>
+      <w:r>
+        <w:rPr>
+          <w:rFonts w:ascii="Aptos" w:eastAsia="Aptos" w:hAnsi="Aptos"/>
+          <w:kern w:val="2"/>
+          <w14:ligatures w14:val="standardContextual"/>
+        </w:rPr>
+        <w:t>How can data warehousing and data mining be utilized in planning, commerce, and rural development sectors? Explain with examples from Nepal.</w:t>
+      </w:r>
+    </w:p>
+    <w:p>
+      <w:pPr>
+        <w:pStyle w:val="ListParagraph"/>
+        <w:numPr>
+          <w:ilvl w:val="0"/>
+          <w:numId w:val="47"/>
+        </w:numPr>
+        <w:spacing w:before="240" w:line="480" w:lineRule="auto"/>
+        <w:rPr>
+          <w:rFonts w:ascii="Aptos" w:eastAsia="Aptos" w:hAnsi="Aptos"/>
+          <w:kern w:val="2"/>
+          <w14:ligatures w14:val="standardContextual"/>
+        </w:rPr>
+      </w:pPr>
+      <w:r>
+        <w:rPr>
+          <w:rFonts w:ascii="Aptos" w:eastAsia="Aptos" w:hAnsi="Aptos"/>
+          <w:kern w:val="2"/>
+          <w14:ligatures w14:val="standardContextual"/>
+        </w:rPr>
+        <w:lastRenderedPageBreak/>
+        <w:t xml:space="preserve">Discuss the role of Smart </w:t>
+      </w:r>
+      <w:proofErr w:type="spellStart"/>
+      <w:r>
+        <w:rPr>
+          <w:rFonts w:ascii="Aptos" w:eastAsia="Aptos" w:hAnsi="Aptos"/>
+          <w:kern w:val="2"/>
+          <w14:ligatures w14:val="standardContextual"/>
+        </w:rPr>
+        <w:t>Nagarpalika</w:t>
+      </w:r>
+      <w:proofErr w:type="spellEnd"/>
+      <w:r>
+        <w:rPr>
+          <w:rFonts w:ascii="Aptos" w:eastAsia="Aptos" w:hAnsi="Aptos"/>
+          <w:kern w:val="2"/>
+          <w14:ligatures w14:val="standardContextual"/>
+        </w:rPr>
+        <w:t xml:space="preserve"> initiative in promoting e-governance at the local level in Nepal. What lessons can Nepal learn from the Bhoomi project in land records management?</w:t>
+      </w:r>
+    </w:p>
+    <w:p>
+      <w:pPr>
+        <w:pStyle w:val="ListParagraph"/>
+        <w:numPr>
+          <w:ilvl w:val="0"/>
+          <w:numId w:val="47"/>
+        </w:numPr>
+        <w:spacing w:before="240" w:line="480" w:lineRule="auto"/>
+        <w:rPr>
+          <w:rFonts w:ascii="Aptos" w:eastAsia="Aptos" w:hAnsi="Aptos"/>
+          <w:kern w:val="2"/>
+          <w14:ligatures w14:val="standardContextual"/>
+        </w:rPr>
+      </w:pPr>
+      <w:r>
+        <w:rPr>
+          <w:rFonts w:ascii="Aptos" w:eastAsia="Aptos" w:hAnsi="Aptos"/>
+          <w:kern w:val="2"/>
+          <w14:ligatures w14:val="standardContextual"/>
+        </w:rPr>
+        <w:t>What is interoperability framework? Explain cloud governance in the context of e-government infrastructure.</w:t>
+      </w:r>
+    </w:p>
+    <w:p>
+      <w:pPr>
+        <w:pStyle w:val="ListParagraph"/>
+        <w:numPr>
+          <w:ilvl w:val="0"/>
+          <w:numId w:val="47"/>
+        </w:numPr>
+        <w:spacing w:before="240" w:line="480" w:lineRule="auto"/>
+        <w:rPr>
+          <w:rFonts w:ascii="Aptos" w:eastAsia="Aptos" w:hAnsi="Aptos"/>
+          <w:kern w:val="2"/>
+          <w14:ligatures w14:val="standardContextual"/>
+        </w:rPr>
+      </w:pPr>
+      <w:r>
+        <w:rPr>
+          <w:rFonts w:ascii="Aptos" w:eastAsia="Aptos" w:hAnsi="Aptos"/>
+          <w:kern w:val="2"/>
+          <w14:ligatures w14:val="standardContextual"/>
+        </w:rPr>
+        <w:t>How does e-governance improve transparency and accountability, and how can digital platforms enhance citizen engagement and feedback especially in the context of recent Gen-Z protests in Nepal?</w:t>
+      </w:r>
+    </w:p>
+    <w:p>
+      <w:pPr>
+        <w:pStyle w:val="ListParagraph"/>
+        <w:numPr>
+          <w:ilvl w:val="0"/>
+          <w:numId w:val="47"/>
+        </w:numPr>
+        <w:spacing w:before="240" w:line="480" w:lineRule="auto"/>
+        <w:rPr>
+          <w:rFonts w:ascii="Aptos" w:eastAsia="Aptos" w:hAnsi="Aptos"/>
+          <w:kern w:val="2"/>
+          <w14:ligatures w14:val="standardContextual"/>
+        </w:rPr>
+      </w:pPr>
+      <w:r>
+        <w:rPr>
+          <w:rFonts w:ascii="Aptos" w:eastAsia="Aptos" w:hAnsi="Aptos"/>
+          <w:kern w:val="2"/>
+          <w14:ligatures w14:val="standardContextual"/>
+        </w:rPr>
+        <w:t>Discuss the significance of cyber laws in protecting government digital infrastructure and citizen data in Nepal.</w:t>
+      </w:r>
+    </w:p>
+    <w:p>
+      <w:pPr>
+        <w:spacing w:before="240" w:line="480" w:lineRule="auto"/>
+        <w:rPr>
+          <w:rFonts w:ascii="Aptos" w:eastAsia="Aptos" w:hAnsi="Aptos" w:cs="Times New Roman"/>
+          <w:b/>
+          <w:bCs/>
+          <w:kern w:val="2"/>
+          <w:sz w:val="36"/>
+          <w:szCs w:val="36"/>
+          <w:lang w:val="en-US"/>
+          <w14:ligatures w14:val="standardContextual"/>
+        </w:rPr>
+      </w:pPr>
+      <w:r>
+        <w:rPr>
+          <w:rFonts w:ascii="Aptos" w:eastAsia="Aptos" w:hAnsi="Aptos" w:cs="Times New Roman"/>
+          <w:kern w:val="2"/>
+          <w:sz w:val="24"/>
+          <w:szCs w:val="24"/>
+          <w:lang w:val="en-US"/>
+          <w14:ligatures w14:val="standardContextual"/>
+        </w:rPr>
+        <w:br w:type="page"/>
+      </w:r>
+      <w:r>
+        <w:rPr>
+          <w:rFonts w:ascii="Aptos" w:eastAsia="Aptos" w:hAnsi="Aptos" w:cs="Times New Roman"/>
+          <w:b/>
+          <w:bCs/>
+          <w:kern w:val="2"/>
+          <w:sz w:val="36"/>
+          <w:szCs w:val="36"/>
+          <w:lang w:val="en-US"/>
+          <w14:ligatures w14:val="standardContextual"/>
+        </w:rPr>
+        <w:lastRenderedPageBreak/>
+        <w:t>208</w:t>
+      </w:r>
+      <w:r>
+        <w:rPr>
+          <w:rFonts w:ascii="Aptos" w:eastAsia="Aptos" w:hAnsi="Aptos" w:cs="Times New Roman"/>
+          <w:b/>
+          <w:bCs/>
+          <w:kern w:val="2"/>
+          <w:sz w:val="36"/>
+          <w:szCs w:val="36"/>
+          <w:lang w:val="en-US"/>
+          <w14:ligatures w14:val="standardContextual"/>
+        </w:rPr>
+        <w:t>1</w:t>
+      </w:r>
+      <w:r>
+        <w:rPr>
+          <w:rFonts w:ascii="Aptos" w:eastAsia="Aptos" w:hAnsi="Aptos" w:cs="Times New Roman"/>
+          <w:b/>
+          <w:bCs/>
+          <w:kern w:val="2"/>
+          <w:sz w:val="36"/>
+          <w:szCs w:val="36"/>
+          <w:lang w:val="en-US"/>
+          <w14:ligatures w14:val="standardContextual"/>
+        </w:rPr>
+        <w:t>:</w:t>
+      </w:r>
+    </w:p>
+    <w:p>
+      <w:pPr>
+        <w:spacing w:before="240" w:line="480" w:lineRule="auto"/>
+        <w:rPr>
+          <w:rFonts w:ascii="Aptos" w:eastAsia="Aptos" w:hAnsi="Aptos" w:cs="Times New Roman"/>
+          <w:b/>
+          <w:bCs/>
+          <w:kern w:val="2"/>
+          <w:sz w:val="24"/>
+          <w:szCs w:val="24"/>
+          <w:lang w:val="en-US"/>
+          <w14:ligatures w14:val="standardContextual"/>
+        </w:rPr>
+      </w:pPr>
+      <w:r>
+        <w:rPr>
+          <w:rFonts w:ascii="Aptos" w:eastAsia="Aptos" w:hAnsi="Aptos" w:cs="Times New Roman"/>
+          <w:b/>
+          <w:bCs/>
+          <w:kern w:val="2"/>
+          <w:sz w:val="24"/>
+          <w:szCs w:val="24"/>
+          <w:lang w:val="en-US"/>
+          <w14:ligatures w14:val="standardContextual"/>
+        </w:rPr>
+        <w:t>Long Answer Questions: [10 marks each]</w:t>
+      </w:r>
+    </w:p>
+    <w:p>
+      <w:pPr>
+        <w:pStyle w:val="ListParagraph"/>
+        <w:numPr>
+          <w:ilvl w:val="0"/>
+          <w:numId w:val="44"/>
+        </w:numPr>
+        <w:spacing w:before="240" w:line="480" w:lineRule="auto"/>
+        <w:rPr>
+          <w:rFonts w:ascii="Aptos" w:eastAsia="Aptos" w:hAnsi="Aptos" w:cs="Times New Roman"/>
+          <w:kern w:val="2"/>
+          <w:sz w:val="24"/>
+          <w:szCs w:val="24"/>
+          <w:lang w:val="en-US"/>
+          <w14:ligatures w14:val="standardContextual"/>
+        </w:rPr>
+      </w:pPr>
+      <w:r>
+        <w:rPr>
+          <w:rFonts w:ascii="Aptos" w:eastAsia="Aptos" w:hAnsi="Aptos"/>
+          <w:kern w:val="2"/>
+          <w14:ligatures w14:val="standardContextual"/>
+        </w:rPr>
+        <w:t>What are the benefits of using E-governance for both government and citizens? Why is it necessary to implement E-governance to provide government services to citizens efficiently? Explain with suitable example.</w:t>
+      </w:r>
+    </w:p>
+    <w:p>
+      <w:pPr>
+        <w:pStyle w:val="ListParagraph"/>
+        <w:numPr>
+          <w:ilvl w:val="0"/>
+          <w:numId w:val="44"/>
+        </w:numPr>
+        <w:spacing w:before="240" w:line="480" w:lineRule="auto"/>
+        <w:rPr>
+          <w:rFonts w:ascii="Aptos" w:eastAsia="Aptos" w:hAnsi="Aptos" w:cs="Times New Roman"/>
+          <w:kern w:val="2"/>
+          <w:sz w:val="24"/>
+          <w:szCs w:val="24"/>
+          <w:lang w:val="en-US"/>
+          <w14:ligatures w14:val="standardContextual"/>
+        </w:rPr>
+      </w:pPr>
+      <w:r>
+        <w:rPr>
+          <w:rFonts w:ascii="Aptos" w:eastAsia="Aptos" w:hAnsi="Aptos" w:cs="Times New Roman"/>
+          <w:kern w:val="2"/>
+          <w:sz w:val="24"/>
+          <w:szCs w:val="24"/>
+          <w:lang w:val="en-US"/>
+          <w14:ligatures w14:val="standardContextual"/>
+        </w:rPr>
+        <w:t>Why is it necessary to use E-Government model? Explain interactive service model and critical flow model in detail.</w:t>
+      </w:r>
+    </w:p>
+    <w:p>
+      <w:pPr>
+        <w:pStyle w:val="ListParagraph"/>
+        <w:numPr>
+          <w:ilvl w:val="0"/>
+          <w:numId w:val="44"/>
+        </w:numPr>
+        <w:spacing w:before="240" w:line="480" w:lineRule="auto"/>
+        <w:rPr>
+          <w:rFonts w:ascii="Aptos" w:eastAsia="Aptos" w:hAnsi="Aptos" w:cs="Times New Roman"/>
+          <w:kern w:val="2"/>
+          <w:sz w:val="24"/>
+          <w:szCs w:val="24"/>
+          <w:lang w:val="en-US"/>
+          <w14:ligatures w14:val="standardContextual"/>
+        </w:rPr>
+      </w:pPr>
+      <w:r>
+        <w:rPr>
+          <w:rFonts w:ascii="Aptos" w:eastAsia="Aptos" w:hAnsi="Aptos" w:cs="Times New Roman"/>
+          <w:kern w:val="2"/>
+          <w:sz w:val="24"/>
+          <w:szCs w:val="24"/>
+          <w:lang w:val="en-US"/>
+          <w14:ligatures w14:val="standardContextual"/>
+        </w:rPr>
+        <w:t>What different infrastructure are necessary to implement E-governance? Explain different computing infrastructure necessary to implement E-governance.</w:t>
+      </w:r>
+    </w:p>
+    <w:p>
+      <w:pPr>
+        <w:spacing w:before="240" w:line="480" w:lineRule="auto"/>
+        <w:rPr>
+          <w:rFonts w:ascii="Aptos" w:eastAsia="Aptos" w:hAnsi="Aptos" w:cs="Times New Roman"/>
+          <w:b/>
+          <w:bCs/>
+          <w:kern w:val="2"/>
+          <w:sz w:val="24"/>
+          <w:szCs w:val="24"/>
+          <w:lang w:val="en-US"/>
+          <w14:ligatures w14:val="standardContextual"/>
+        </w:rPr>
+      </w:pPr>
+      <w:r>
+        <w:rPr>
+          <w:rFonts w:ascii="Aptos" w:eastAsia="Aptos" w:hAnsi="Aptos" w:cs="Times New Roman"/>
+          <w:b/>
+          <w:bCs/>
+          <w:kern w:val="2"/>
+          <w:sz w:val="24"/>
+          <w:szCs w:val="24"/>
+          <w:lang w:val="en-US"/>
+          <w14:ligatures w14:val="standardContextual"/>
+        </w:rPr>
+        <w:t>Short Answer Questions: [5 marks each]</w:t>
+      </w:r>
+    </w:p>
+    <w:p>
+      <w:pPr>
+        <w:numPr>
+          <w:ilvl w:val="0"/>
+          <w:numId w:val="44"/>
         </w:numPr>
         <w:spacing w:before="240" w:line="480" w:lineRule="auto"/>
         <w:contextualSpacing/>
@@ -219,7 +1080,7 @@
       <w:pPr>
         <w:numPr>
           <w:ilvl w:val="0"/>
-          <w:numId w:val="7"/>
+          <w:numId w:val="44"/>
         </w:numPr>
         <w:spacing w:before="240" w:line="480" w:lineRule="auto"/>
         <w:contextualSpacing/>
@@ -248,7 +1109,7 @@
       <w:pPr>
         <w:numPr>
           <w:ilvl w:val="0"/>
-          <w:numId w:val="7"/>
+          <w:numId w:val="44"/>
         </w:numPr>
         <w:spacing w:before="240" w:line="480" w:lineRule="auto"/>
         <w:contextualSpacing/>
@@ -277,7 +1138,7 @@
       <w:pPr>
         <w:numPr>
           <w:ilvl w:val="0"/>
-          <w:numId w:val="7"/>
+          <w:numId w:val="44"/>
         </w:numPr>
         <w:spacing w:before="240" w:line="480" w:lineRule="auto"/>
         <w:contextualSpacing/>
@@ -330,7 +1191,7 @@
       <w:pPr>
         <w:numPr>
           <w:ilvl w:val="0"/>
-          <w:numId w:val="7"/>
+          <w:numId w:val="44"/>
         </w:numPr>
         <w:spacing w:before="240" w:line="480" w:lineRule="auto"/>
         <w:contextualSpacing/>
@@ -359,7 +1220,7 @@
       <w:pPr>
         <w:numPr>
           <w:ilvl w:val="0"/>
-          <w:numId w:val="7"/>
+          <w:numId w:val="44"/>
         </w:numPr>
         <w:spacing w:before="240" w:line="480" w:lineRule="auto"/>
         <w:contextualSpacing/>
@@ -388,7 +1249,7 @@
       <w:pPr>
         <w:numPr>
           <w:ilvl w:val="0"/>
-          <w:numId w:val="7"/>
+          <w:numId w:val="44"/>
         </w:numPr>
         <w:spacing w:before="240" w:line="480" w:lineRule="auto"/>
         <w:contextualSpacing/>
@@ -417,7 +1278,7 @@
       <w:pPr>
         <w:numPr>
           <w:ilvl w:val="0"/>
-          <w:numId w:val="7"/>
+          <w:numId w:val="44"/>
         </w:numPr>
         <w:spacing w:before="240" w:line="480" w:lineRule="auto"/>
         <w:contextualSpacing/>
@@ -446,7 +1307,7 @@
       <w:pPr>
         <w:numPr>
           <w:ilvl w:val="0"/>
-          <w:numId w:val="7"/>
+          <w:numId w:val="44"/>
         </w:numPr>
         <w:spacing w:before="240" w:line="480" w:lineRule="auto"/>
         <w:contextualSpacing/>
@@ -477,7 +1338,7 @@
         <w:pStyle w:val="ListParagraph"/>
         <w:numPr>
           <w:ilvl w:val="0"/>
-          <w:numId w:val="31"/>
+          <w:numId w:val="33"/>
         </w:numPr>
         <w:spacing w:before="240" w:line="480" w:lineRule="auto"/>
         <w:rPr>
@@ -506,7 +1367,7 @@
         <w:pStyle w:val="ListParagraph"/>
         <w:numPr>
           <w:ilvl w:val="0"/>
-          <w:numId w:val="31"/>
+          <w:numId w:val="33"/>
         </w:numPr>
         <w:spacing w:before="240" w:line="480" w:lineRule="auto"/>
         <w:rPr>
@@ -533,6 +1394,78 @@
     <w:p>
       <w:pPr>
         <w:spacing w:before="240" w:line="480" w:lineRule="auto"/>
+        <w:rPr>
+          <w:rFonts w:ascii="Aptos" w:eastAsia="Aptos" w:hAnsi="Aptos" w:cs="Times New Roman"/>
+          <w:kern w:val="2"/>
+          <w:sz w:val="24"/>
+          <w:szCs w:val="24"/>
+          <w:lang w:val="en-US"/>
+          <w14:ligatures w14:val="standardContextual"/>
+        </w:rPr>
+      </w:pPr>
+      <w:r>
+        <w:rPr>
+          <w:rFonts w:ascii="Aptos" w:eastAsia="Aptos" w:hAnsi="Aptos" w:cs="Times New Roman"/>
+          <w:kern w:val="2"/>
+          <w:sz w:val="24"/>
+          <w:szCs w:val="24"/>
+          <w:lang w:val="en-US"/>
+          <w14:ligatures w14:val="standardContextual"/>
+        </w:rPr>
+        <w:t> </w:t>
+      </w:r>
+    </w:p>
+    <w:p>
+      <w:pPr>
+        <w:spacing w:before="240" w:line="480" w:lineRule="auto"/>
+        <w:rPr>
+          <w:rFonts w:ascii="Aptos" w:eastAsia="Aptos" w:hAnsi="Aptos" w:cs="Times New Roman"/>
+          <w:kern w:val="2"/>
+          <w:sz w:val="24"/>
+          <w:szCs w:val="24"/>
+          <w:lang w:val="en-US"/>
+          <w14:ligatures w14:val="standardContextual"/>
+        </w:rPr>
+      </w:pPr>
+    </w:p>
+    <w:p>
+      <w:pPr>
+        <w:spacing w:before="240" w:line="480" w:lineRule="auto"/>
+        <w:contextualSpacing/>
+        <w:rPr>
+          <w:rFonts w:ascii="Aptos" w:eastAsia="Aptos" w:hAnsi="Aptos" w:cs="Times New Roman"/>
+          <w:kern w:val="2"/>
+          <w:sz w:val="24"/>
+          <w:szCs w:val="24"/>
+          <w:lang w:val="en-US"/>
+          <w14:ligatures w14:val="standardContextual"/>
+        </w:rPr>
+      </w:pPr>
+      <w:r>
+        <w:rPr>
+          <w:rFonts w:ascii="Aptos" w:eastAsia="Aptos" w:hAnsi="Aptos" w:cs="Times New Roman"/>
+          <w:kern w:val="2"/>
+          <w:sz w:val="24"/>
+          <w:szCs w:val="24"/>
+          <w:lang w:val="en-US"/>
+          <w14:ligatures w14:val="standardContextual"/>
+        </w:rPr>
+        <w:br w:type="page"/>
+      </w:r>
+    </w:p>
+    <w:p>
+      <w:pPr>
+        <w:spacing w:before="240" w:line="480" w:lineRule="auto"/>
+        <w:rPr>
+          <w:rFonts w:ascii="Aptos" w:eastAsia="Aptos" w:hAnsi="Aptos" w:cs="Times New Roman"/>
+          <w:kern w:val="2"/>
+          <w:sz w:val="24"/>
+          <w:szCs w:val="24"/>
+          <w:lang w:val="en-US"/>
+          <w14:ligatures w14:val="standardContextual"/>
+        </w:rPr>
+      </w:pPr>
+      <w:r>
         <w:rPr>
           <w:rFonts w:ascii="Aptos" w:eastAsia="Aptos" w:hAnsi="Aptos" w:cs="Times New Roman"/>
           <w:b/>
@@ -543,17 +1476,8 @@
           <w:lang w:val="en-US"/>
           <w14:ligatures w14:val="standardContextual"/>
         </w:rPr>
-      </w:pPr>
-      <w:r>
-        <w:rPr>
-          <w:rFonts w:ascii="Aptos" w:eastAsia="Aptos" w:hAnsi="Aptos" w:cs="Times New Roman"/>
-          <w:kern w:val="2"/>
-          <w:sz w:val="24"/>
-          <w:szCs w:val="24"/>
-          <w:lang w:val="en-US"/>
-          <w14:ligatures w14:val="standardContextual"/>
-        </w:rPr>
-        <w:br w:type="page"/>
+        <w:lastRenderedPageBreak/>
+        <w:t>2080</w:t>
       </w:r>
       <w:r>
         <w:rPr>
@@ -566,34 +1490,122 @@
           <w:lang w:val="en-US"/>
           <w14:ligatures w14:val="standardContextual"/>
         </w:rPr>
-        <w:lastRenderedPageBreak/>
-        <w:t>208</w:t>
-      </w:r>
-      <w:r>
+        <w:t>:</w:t>
+      </w:r>
+    </w:p>
+    <w:p>
+      <w:pPr>
+        <w:spacing w:before="240" w:line="480" w:lineRule="auto"/>
         <w:rPr>
           <w:rFonts w:ascii="Aptos" w:eastAsia="Aptos" w:hAnsi="Aptos" w:cs="Times New Roman"/>
           <w:b/>
           <w:bCs/>
           <w:kern w:val="2"/>
-          <w:sz w:val="36"/>
-          <w:szCs w:val="36"/>
-          <w:lang w:val="en-US"/>
-          <w14:ligatures w14:val="standardContextual"/>
-        </w:rPr>
-        <w:t>1</w:t>
-      </w:r>
+          <w:sz w:val="24"/>
+          <w:szCs w:val="24"/>
+          <w:lang w:val="en-US"/>
+          <w14:ligatures w14:val="standardContextual"/>
+        </w:rPr>
+      </w:pPr>
       <w:r>
         <w:rPr>
           <w:rFonts w:ascii="Aptos" w:eastAsia="Aptos" w:hAnsi="Aptos" w:cs="Times New Roman"/>
           <w:b/>
           <w:bCs/>
           <w:kern w:val="2"/>
-          <w:sz w:val="36"/>
-          <w:szCs w:val="36"/>
-          <w:lang w:val="en-US"/>
-          <w14:ligatures w14:val="standardContextual"/>
-        </w:rPr>
-        <w:t>:</w:t>
+          <w:sz w:val="24"/>
+          <w:szCs w:val="24"/>
+          <w:lang w:val="en-US"/>
+          <w14:ligatures w14:val="standardContextual"/>
+        </w:rPr>
+        <w:t>Long Answer Questions: [10 marks each]</w:t>
+      </w:r>
+    </w:p>
+    <w:p>
+      <w:pPr>
+        <w:numPr>
+          <w:ilvl w:val="0"/>
+          <w:numId w:val="8"/>
+        </w:numPr>
+        <w:spacing w:before="240" w:line="480" w:lineRule="auto"/>
+        <w:contextualSpacing/>
+        <w:rPr>
+          <w:rFonts w:ascii="Aptos" w:eastAsia="Aptos" w:hAnsi="Aptos" w:cs="Times New Roman"/>
+          <w:kern w:val="2"/>
+          <w:sz w:val="24"/>
+          <w:szCs w:val="24"/>
+          <w:lang w:val="en-US"/>
+          <w14:ligatures w14:val="standardContextual"/>
+        </w:rPr>
+      </w:pPr>
+      <w:r>
+        <w:rPr>
+          <w:rFonts w:ascii="Aptos" w:eastAsia="Aptos" w:hAnsi="Aptos" w:cs="Times New Roman"/>
+          <w:kern w:val="2"/>
+          <w:sz w:val="24"/>
+          <w:szCs w:val="24"/>
+          <w:lang w:val="en-US"/>
+          <w14:ligatures w14:val="standardContextual"/>
+        </w:rPr>
+        <w:t>Differentiate between e-governance and e-government. Explain the issues in e-governance implementations and how to solve these issues?</w:t>
+      </w:r>
+    </w:p>
+    <w:p>
+      <w:pPr>
+        <w:numPr>
+          <w:ilvl w:val="0"/>
+          <w:numId w:val="8"/>
+        </w:numPr>
+        <w:spacing w:before="240" w:line="480" w:lineRule="auto"/>
+        <w:contextualSpacing/>
+        <w:rPr>
+          <w:rFonts w:ascii="Aptos" w:eastAsia="Aptos" w:hAnsi="Aptos" w:cs="Times New Roman"/>
+          <w:kern w:val="2"/>
+          <w:sz w:val="24"/>
+          <w:szCs w:val="24"/>
+          <w:lang w:val="en-US"/>
+          <w14:ligatures w14:val="standardContextual"/>
+        </w:rPr>
+      </w:pPr>
+      <w:r>
+        <w:rPr>
+          <w:rFonts w:ascii="Aptos" w:eastAsia="Aptos" w:hAnsi="Aptos" w:cs="Times New Roman"/>
+          <w:kern w:val="2"/>
+          <w:sz w:val="24"/>
+          <w:szCs w:val="24"/>
+          <w:lang w:val="en-US"/>
+          <w14:ligatures w14:val="standardContextual"/>
+        </w:rPr>
+        <w:t>What do you mean by data warehousing and data mining? Explain the applications of data warehousing and data mining in census and prices of essential commodities.</w:t>
+      </w:r>
+    </w:p>
+    <w:p>
+      <w:pPr>
+        <w:numPr>
+          <w:ilvl w:val="0"/>
+          <w:numId w:val="8"/>
+        </w:numPr>
+        <w:spacing w:before="240" w:line="480" w:lineRule="auto"/>
+        <w:contextualSpacing/>
+        <w:rPr>
+          <w:rFonts w:ascii="Aptos" w:eastAsia="Aptos" w:hAnsi="Aptos" w:cs="Times New Roman"/>
+          <w:kern w:val="2"/>
+          <w:sz w:val="24"/>
+          <w:szCs w:val="24"/>
+          <w:lang w:val="en-US"/>
+          <w14:ligatures w14:val="standardContextual"/>
+        </w:rPr>
+      </w:pPr>
+      <w:r>
+        <w:rPr>
+          <w:rFonts w:ascii="Aptos" w:eastAsia="Aptos" w:hAnsi="Aptos" w:cs="Times New Roman"/>
+          <w:kern w:val="2"/>
+          <w:sz w:val="24"/>
+          <w:szCs w:val="24"/>
+          <w:lang w:val="en-US"/>
+          <w14:ligatures w14:val="standardContextual"/>
+        </w:rPr>
+        <w:t>Explain broadcasting/wider dissemination model and comparative analysis model of e-governance with practical example.</w:t>
       </w:r>
     </w:p>
     <w:p>
@@ -621,7 +1633,292 @@
           <w:lang w:val="en-US"/>
           <w14:ligatures w14:val="standardContextual"/>
         </w:rPr>
-        <w:t>Long Answer Questions: [10 marks each]</w:t>
+        <w:t>Short Answer Questions: [5 marks each]</w:t>
+      </w:r>
+    </w:p>
+    <w:p>
+      <w:pPr>
+        <w:numPr>
+          <w:ilvl w:val="0"/>
+          <w:numId w:val="8"/>
+        </w:numPr>
+        <w:spacing w:before="240" w:line="480" w:lineRule="auto"/>
+        <w:contextualSpacing/>
+        <w:rPr>
+          <w:rFonts w:ascii="Aptos" w:eastAsia="Aptos" w:hAnsi="Aptos" w:cs="Times New Roman"/>
+          <w:kern w:val="2"/>
+          <w:sz w:val="24"/>
+          <w:szCs w:val="24"/>
+          <w:lang w:val="en-US"/>
+          <w14:ligatures w14:val="standardContextual"/>
+        </w:rPr>
+      </w:pPr>
+      <w:r>
+        <w:rPr>
+          <w:rFonts w:ascii="Aptos" w:eastAsia="Aptos" w:hAnsi="Aptos" w:cs="Times New Roman"/>
+          <w:kern w:val="2"/>
+          <w:sz w:val="24"/>
+          <w:szCs w:val="24"/>
+          <w:lang w:val="en-US"/>
+          <w14:ligatures w14:val="standardContextual"/>
+        </w:rPr>
+        <w:t>Explain in brief about scope and content of e-governance.</w:t>
+      </w:r>
+    </w:p>
+    <w:p>
+      <w:pPr>
+        <w:numPr>
+          <w:ilvl w:val="0"/>
+          <w:numId w:val="8"/>
+        </w:numPr>
+        <w:spacing w:before="240" w:line="480" w:lineRule="auto"/>
+        <w:contextualSpacing/>
+        <w:rPr>
+          <w:rFonts w:ascii="Aptos" w:eastAsia="Aptos" w:hAnsi="Aptos" w:cs="Times New Roman"/>
+          <w:kern w:val="2"/>
+          <w:sz w:val="24"/>
+          <w:szCs w:val="24"/>
+          <w:lang w:val="en-US"/>
+          <w14:ligatures w14:val="standardContextual"/>
+        </w:rPr>
+      </w:pPr>
+      <w:r>
+        <w:rPr>
+          <w:rFonts w:ascii="Aptos" w:eastAsia="Aptos" w:hAnsi="Aptos" w:cs="Times New Roman"/>
+          <w:kern w:val="2"/>
+          <w:sz w:val="24"/>
+          <w:szCs w:val="24"/>
+          <w:lang w:val="en-US"/>
+          <w14:ligatures w14:val="standardContextual"/>
+        </w:rPr>
+        <w:t>Discuss the important role of cyberlaw in Nepal.</w:t>
+      </w:r>
+    </w:p>
+    <w:p>
+      <w:pPr>
+        <w:numPr>
+          <w:ilvl w:val="0"/>
+          <w:numId w:val="8"/>
+        </w:numPr>
+        <w:spacing w:before="240" w:line="480" w:lineRule="auto"/>
+        <w:contextualSpacing/>
+        <w:rPr>
+          <w:rFonts w:ascii="Aptos" w:eastAsia="Aptos" w:hAnsi="Aptos" w:cs="Times New Roman"/>
+          <w:kern w:val="2"/>
+          <w:sz w:val="24"/>
+          <w:szCs w:val="24"/>
+          <w:lang w:val="en-US"/>
+          <w14:ligatures w14:val="standardContextual"/>
+        </w:rPr>
+      </w:pPr>
+      <w:r>
+        <w:rPr>
+          <w:rFonts w:ascii="Aptos" w:eastAsia="Aptos" w:hAnsi="Aptos" w:cs="Times New Roman"/>
+          <w:kern w:val="2"/>
+          <w:sz w:val="24"/>
+          <w:szCs w:val="24"/>
+          <w:lang w:val="en-US"/>
+          <w14:ligatures w14:val="standardContextual"/>
+        </w:rPr>
+        <w:t>What do you mean by maturity levels of e-governance?</w:t>
+      </w:r>
+    </w:p>
+    <w:p>
+      <w:pPr>
+        <w:numPr>
+          <w:ilvl w:val="0"/>
+          <w:numId w:val="8"/>
+        </w:numPr>
+        <w:spacing w:before="240" w:line="480" w:lineRule="auto"/>
+        <w:contextualSpacing/>
+        <w:rPr>
+          <w:rFonts w:ascii="Aptos" w:eastAsia="Aptos" w:hAnsi="Aptos" w:cs="Times New Roman"/>
+          <w:kern w:val="2"/>
+          <w:sz w:val="24"/>
+          <w:szCs w:val="24"/>
+          <w:lang w:val="en-US"/>
+          <w14:ligatures w14:val="standardContextual"/>
+        </w:rPr>
+      </w:pPr>
+      <w:r>
+        <w:rPr>
+          <w:rFonts w:ascii="Aptos" w:eastAsia="Aptos" w:hAnsi="Aptos" w:cs="Times New Roman"/>
+          <w:kern w:val="2"/>
+          <w:sz w:val="24"/>
+          <w:szCs w:val="24"/>
+          <w:lang w:val="en-US"/>
+          <w14:ligatures w14:val="standardContextual"/>
+        </w:rPr>
+        <w:t>Discuss the e-Readiness assessment of infrastructure preparedness.</w:t>
+      </w:r>
+    </w:p>
+    <w:p>
+      <w:pPr>
+        <w:numPr>
+          <w:ilvl w:val="0"/>
+          <w:numId w:val="8"/>
+        </w:numPr>
+        <w:spacing w:before="240" w:line="480" w:lineRule="auto"/>
+        <w:contextualSpacing/>
+        <w:rPr>
+          <w:rFonts w:ascii="Aptos" w:eastAsia="Aptos" w:hAnsi="Aptos" w:cs="Times New Roman"/>
+          <w:kern w:val="2"/>
+          <w:sz w:val="24"/>
+          <w:szCs w:val="24"/>
+          <w:lang w:val="en-US"/>
+          <w14:ligatures w14:val="standardContextual"/>
+        </w:rPr>
+      </w:pPr>
+      <w:r>
+        <w:rPr>
+          <w:rFonts w:ascii="Aptos" w:eastAsia="Aptos" w:hAnsi="Aptos" w:cs="Times New Roman"/>
+          <w:kern w:val="2"/>
+          <w:sz w:val="24"/>
+          <w:szCs w:val="24"/>
+          <w:lang w:val="en-US"/>
+          <w14:ligatures w14:val="standardContextual"/>
+        </w:rPr>
+        <w:t>Mention the existing scenario of e-governance in Nepal.</w:t>
+      </w:r>
+    </w:p>
+    <w:p>
+      <w:pPr>
+        <w:numPr>
+          <w:ilvl w:val="0"/>
+          <w:numId w:val="8"/>
+        </w:numPr>
+        <w:spacing w:before="240" w:line="480" w:lineRule="auto"/>
+        <w:contextualSpacing/>
+        <w:rPr>
+          <w:rFonts w:ascii="Aptos" w:eastAsia="Aptos" w:hAnsi="Aptos" w:cs="Times New Roman"/>
+          <w:kern w:val="2"/>
+          <w:sz w:val="24"/>
+          <w:szCs w:val="24"/>
+          <w:lang w:val="en-US"/>
+          <w14:ligatures w14:val="standardContextual"/>
+        </w:rPr>
+      </w:pPr>
+      <w:r>
+        <w:rPr>
+          <w:rFonts w:ascii="Aptos" w:eastAsia="Aptos" w:hAnsi="Aptos" w:cs="Times New Roman"/>
+          <w:kern w:val="2"/>
+          <w:sz w:val="24"/>
+          <w:szCs w:val="24"/>
+          <w:lang w:val="en-US"/>
+          <w14:ligatures w14:val="standardContextual"/>
+        </w:rPr>
+        <w:t>What are different IT tools that are used to deliver services to citizens.</w:t>
+      </w:r>
+    </w:p>
+    <w:p>
+      <w:pPr>
+        <w:numPr>
+          <w:ilvl w:val="0"/>
+          <w:numId w:val="8"/>
+        </w:numPr>
+        <w:spacing w:before="240" w:line="480" w:lineRule="auto"/>
+        <w:contextualSpacing/>
+        <w:rPr>
+          <w:rFonts w:ascii="Aptos" w:eastAsia="Aptos" w:hAnsi="Aptos" w:cs="Times New Roman"/>
+          <w:kern w:val="2"/>
+          <w:sz w:val="24"/>
+          <w:szCs w:val="24"/>
+          <w:lang w:val="en-US"/>
+          <w14:ligatures w14:val="standardContextual"/>
+        </w:rPr>
+      </w:pPr>
+      <w:r>
+        <w:rPr>
+          <w:rFonts w:ascii="Aptos" w:eastAsia="Aptos" w:hAnsi="Aptos" w:cs="Times New Roman"/>
+          <w:kern w:val="2"/>
+          <w:sz w:val="24"/>
+          <w:szCs w:val="24"/>
+          <w:lang w:val="en-US"/>
+          <w14:ligatures w14:val="standardContextual"/>
+        </w:rPr>
+        <w:t>Discuss about the e-government security architecture.</w:t>
+      </w:r>
+    </w:p>
+    <w:p>
+      <w:pPr>
+        <w:numPr>
+          <w:ilvl w:val="0"/>
+          <w:numId w:val="8"/>
+        </w:numPr>
+        <w:spacing w:before="240" w:line="480" w:lineRule="auto"/>
+        <w:contextualSpacing/>
+        <w:rPr>
+          <w:rFonts w:ascii="Aptos" w:eastAsia="Aptos" w:hAnsi="Aptos" w:cs="Times New Roman"/>
+          <w:kern w:val="2"/>
+          <w:sz w:val="24"/>
+          <w:szCs w:val="24"/>
+          <w:lang w:val="en-US"/>
+          <w14:ligatures w14:val="standardContextual"/>
+        </w:rPr>
+      </w:pPr>
+      <w:r>
+        <w:rPr>
+          <w:rFonts w:ascii="Aptos" w:eastAsia="Aptos" w:hAnsi="Aptos" w:cs="Times New Roman"/>
+          <w:kern w:val="2"/>
+          <w:sz w:val="24"/>
+          <w:szCs w:val="24"/>
+          <w:lang w:val="en-US"/>
+          <w14:ligatures w14:val="standardContextual"/>
+        </w:rPr>
+        <w:t xml:space="preserve">Explain in brief about e-governance initiatives in </w:t>
+      </w:r>
+      <w:proofErr w:type="spellStart"/>
+      <w:r>
+        <w:rPr>
+          <w:rFonts w:ascii="Aptos" w:eastAsia="Aptos" w:hAnsi="Aptos" w:cs="Times New Roman"/>
+          <w:kern w:val="2"/>
+          <w:sz w:val="24"/>
+          <w:szCs w:val="24"/>
+          <w:lang w:val="en-US"/>
+          <w14:ligatures w14:val="standardContextual"/>
+        </w:rPr>
+        <w:t>Srilanka</w:t>
+      </w:r>
+      <w:proofErr w:type="spellEnd"/>
+      <w:r>
+        <w:rPr>
+          <w:rFonts w:ascii="Aptos" w:eastAsia="Aptos" w:hAnsi="Aptos" w:cs="Times New Roman"/>
+          <w:kern w:val="2"/>
+          <w:sz w:val="24"/>
+          <w:szCs w:val="24"/>
+          <w:lang w:val="en-US"/>
+          <w14:ligatures w14:val="standardContextual"/>
+        </w:rPr>
+        <w:t>.</w:t>
+      </w:r>
+    </w:p>
+    <w:p>
+      <w:pPr>
+        <w:numPr>
+          <w:ilvl w:val="0"/>
+          <w:numId w:val="8"/>
+        </w:numPr>
+        <w:spacing w:before="240" w:line="480" w:lineRule="auto"/>
+        <w:contextualSpacing/>
+        <w:rPr>
+          <w:rFonts w:ascii="Aptos" w:eastAsia="Aptos" w:hAnsi="Aptos" w:cs="Times New Roman"/>
+          <w:kern w:val="2"/>
+          <w:sz w:val="24"/>
+          <w:szCs w:val="24"/>
+          <w:lang w:val="en-US"/>
+          <w14:ligatures w14:val="standardContextual"/>
+        </w:rPr>
+      </w:pPr>
+      <w:r>
+        <w:rPr>
+          <w:rFonts w:ascii="Aptos" w:eastAsia="Aptos" w:hAnsi="Aptos" w:cs="Times New Roman"/>
+          <w:kern w:val="2"/>
+          <w:sz w:val="24"/>
+          <w:szCs w:val="24"/>
+          <w:lang w:val="en-US"/>
+          <w14:ligatures w14:val="standardContextual"/>
+        </w:rPr>
+        <w:t>Write short notes on: (any two)</w:t>
       </w:r>
     </w:p>
     <w:p>
@@ -629,25 +1926,28 @@
         <w:pStyle w:val="ListParagraph"/>
         <w:numPr>
           <w:ilvl w:val="0"/>
-          <w:numId w:val="27"/>
-        </w:numPr>
-        <w:spacing w:before="240" w:line="480" w:lineRule="auto"/>
-        <w:rPr>
-          <w:rFonts w:ascii="Aptos" w:eastAsia="Aptos" w:hAnsi="Aptos" w:cs="Times New Roman"/>
-          <w:kern w:val="2"/>
-          <w:sz w:val="24"/>
-          <w:szCs w:val="24"/>
-          <w:lang w:val="en-US"/>
-          <w14:ligatures w14:val="standardContextual"/>
-        </w:rPr>
-      </w:pPr>
-      <w:r>
-        <w:rPr>
-          <w:rFonts w:ascii="Aptos" w:eastAsia="Aptos" w:hAnsi="Aptos"/>
-          <w:kern w:val="2"/>
-          <w14:ligatures w14:val="standardContextual"/>
-        </w:rPr>
-        <w:t>What are the benefits of using E-governance for both government and citizens? Why is it necessary to implement E-governance to provide government services to citizens efficiently? Explain with suitable example.</w:t>
+          <w:numId w:val="35"/>
+        </w:numPr>
+        <w:spacing w:before="240" w:line="480" w:lineRule="auto"/>
+        <w:rPr>
+          <w:rFonts w:ascii="Aptos" w:eastAsia="Aptos" w:hAnsi="Aptos" w:cs="Times New Roman"/>
+          <w:kern w:val="2"/>
+          <w:sz w:val="24"/>
+          <w:szCs w:val="24"/>
+          <w:lang w:val="en-US"/>
+          <w14:ligatures w14:val="standardContextual"/>
+        </w:rPr>
+      </w:pPr>
+      <w:r>
+        <w:rPr>
+          <w:rFonts w:ascii="Aptos" w:eastAsia="Aptos" w:hAnsi="Aptos" w:cs="Times New Roman"/>
+          <w:kern w:val="2"/>
+          <w:sz w:val="24"/>
+          <w:szCs w:val="24"/>
+          <w:lang w:val="en-US"/>
+          <w14:ligatures w14:val="standardContextual"/>
+        </w:rPr>
+        <w:t>Data system infrastructure</w:t>
       </w:r>
     </w:p>
     <w:p>
@@ -655,955 +1955,6 @@
         <w:pStyle w:val="ListParagraph"/>
         <w:numPr>
           <w:ilvl w:val="0"/>
-          <w:numId w:val="27"/>
-        </w:numPr>
-        <w:spacing w:before="240" w:line="480" w:lineRule="auto"/>
-        <w:rPr>
-          <w:rFonts w:ascii="Aptos" w:eastAsia="Aptos" w:hAnsi="Aptos" w:cs="Times New Roman"/>
-          <w:kern w:val="2"/>
-          <w:sz w:val="24"/>
-          <w:szCs w:val="24"/>
-          <w:lang w:val="en-US"/>
-          <w14:ligatures w14:val="standardContextual"/>
-        </w:rPr>
-      </w:pPr>
-      <w:r>
-        <w:rPr>
-          <w:rFonts w:ascii="Aptos" w:eastAsia="Aptos" w:hAnsi="Aptos" w:cs="Times New Roman"/>
-          <w:kern w:val="2"/>
-          <w:sz w:val="24"/>
-          <w:szCs w:val="24"/>
-          <w:lang w:val="en-US"/>
-          <w14:ligatures w14:val="standardContextual"/>
-        </w:rPr>
-        <w:t>Why is it necessary to use E-Government model? Explain interactive service model and critical flow model in detail.</w:t>
-      </w:r>
-    </w:p>
-    <w:p>
-      <w:pPr>
-        <w:pStyle w:val="ListParagraph"/>
-        <w:numPr>
-          <w:ilvl w:val="0"/>
-          <w:numId w:val="27"/>
-        </w:numPr>
-        <w:spacing w:before="240" w:line="480" w:lineRule="auto"/>
-        <w:rPr>
-          <w:rFonts w:ascii="Aptos" w:eastAsia="Aptos" w:hAnsi="Aptos" w:cs="Times New Roman"/>
-          <w:kern w:val="2"/>
-          <w:sz w:val="24"/>
-          <w:szCs w:val="24"/>
-          <w:lang w:val="en-US"/>
-          <w14:ligatures w14:val="standardContextual"/>
-        </w:rPr>
-      </w:pPr>
-      <w:r>
-        <w:rPr>
-          <w:rFonts w:ascii="Aptos" w:eastAsia="Aptos" w:hAnsi="Aptos" w:cs="Times New Roman"/>
-          <w:kern w:val="2"/>
-          <w:sz w:val="24"/>
-          <w:szCs w:val="24"/>
-          <w:lang w:val="en-US"/>
-          <w14:ligatures w14:val="standardContextual"/>
-        </w:rPr>
-        <w:t>What different infrastructure are necessary to implement E-governance? Explain different computing infrastructure necessary to implement E-governance.</w:t>
-      </w:r>
-    </w:p>
-    <w:p>
-      <w:pPr>
-        <w:spacing w:before="240" w:line="480" w:lineRule="auto"/>
-        <w:rPr>
-          <w:rFonts w:ascii="Aptos" w:eastAsia="Aptos" w:hAnsi="Aptos" w:cs="Times New Roman"/>
-          <w:b/>
-          <w:bCs/>
-          <w:kern w:val="2"/>
-          <w:sz w:val="24"/>
-          <w:szCs w:val="24"/>
-          <w:lang w:val="en-US"/>
-          <w14:ligatures w14:val="standardContextual"/>
-        </w:rPr>
-      </w:pPr>
-      <w:r>
-        <w:rPr>
-          <w:rFonts w:ascii="Aptos" w:eastAsia="Aptos" w:hAnsi="Aptos" w:cs="Times New Roman"/>
-          <w:b/>
-          <w:bCs/>
-          <w:kern w:val="2"/>
-          <w:sz w:val="24"/>
-          <w:szCs w:val="24"/>
-          <w:lang w:val="en-US"/>
-          <w14:ligatures w14:val="standardContextual"/>
-        </w:rPr>
-        <w:t>Short Answer Questions: [5 marks each]</w:t>
-      </w:r>
-    </w:p>
-    <w:p>
-      <w:pPr>
-        <w:numPr>
-          <w:ilvl w:val="0"/>
-          <w:numId w:val="27"/>
-        </w:numPr>
-        <w:spacing w:before="240" w:line="480" w:lineRule="auto"/>
-        <w:contextualSpacing/>
-        <w:rPr>
-          <w:rFonts w:ascii="Aptos" w:eastAsia="Aptos" w:hAnsi="Aptos" w:cs="Times New Roman"/>
-          <w:kern w:val="2"/>
-          <w:sz w:val="24"/>
-          <w:szCs w:val="24"/>
-          <w:lang w:val="en-US"/>
-          <w14:ligatures w14:val="standardContextual"/>
-        </w:rPr>
-      </w:pPr>
-      <w:r>
-        <w:rPr>
-          <w:rFonts w:ascii="Aptos" w:eastAsia="Aptos" w:hAnsi="Aptos" w:cs="Times New Roman"/>
-          <w:kern w:val="2"/>
-          <w:sz w:val="24"/>
-          <w:szCs w:val="24"/>
-          <w:lang w:val="en-US"/>
-          <w14:ligatures w14:val="standardContextual"/>
-        </w:rPr>
-        <w:t>What is E-Governance? What is the scope of ICT implementation in government?</w:t>
-      </w:r>
-    </w:p>
-    <w:p>
-      <w:pPr>
-        <w:numPr>
-          <w:ilvl w:val="0"/>
-          <w:numId w:val="27"/>
-        </w:numPr>
-        <w:spacing w:before="240" w:line="480" w:lineRule="auto"/>
-        <w:contextualSpacing/>
-        <w:rPr>
-          <w:rFonts w:ascii="Aptos" w:eastAsia="Aptos" w:hAnsi="Aptos" w:cs="Times New Roman"/>
-          <w:kern w:val="2"/>
-          <w:sz w:val="24"/>
-          <w:szCs w:val="24"/>
-          <w:lang w:val="en-US"/>
-          <w14:ligatures w14:val="standardContextual"/>
-        </w:rPr>
-      </w:pPr>
-      <w:r>
-        <w:rPr>
-          <w:rFonts w:ascii="Aptos" w:eastAsia="Aptos" w:hAnsi="Aptos" w:cs="Times New Roman"/>
-          <w:kern w:val="2"/>
-          <w:sz w:val="24"/>
-          <w:szCs w:val="24"/>
-          <w:lang w:val="en-US"/>
-          <w14:ligatures w14:val="standardContextual"/>
-        </w:rPr>
-        <w:t>What is the present global trends of growth in E-governance? Explain.</w:t>
-      </w:r>
-    </w:p>
-    <w:p>
-      <w:pPr>
-        <w:numPr>
-          <w:ilvl w:val="0"/>
-          <w:numId w:val="27"/>
-        </w:numPr>
-        <w:spacing w:before="240" w:line="480" w:lineRule="auto"/>
-        <w:contextualSpacing/>
-        <w:rPr>
-          <w:rFonts w:ascii="Aptos" w:eastAsia="Aptos" w:hAnsi="Aptos" w:cs="Times New Roman"/>
-          <w:kern w:val="2"/>
-          <w:sz w:val="24"/>
-          <w:szCs w:val="24"/>
-          <w:lang w:val="en-US"/>
-          <w14:ligatures w14:val="standardContextual"/>
-        </w:rPr>
-      </w:pPr>
-      <w:r>
-        <w:rPr>
-          <w:rFonts w:ascii="Aptos" w:eastAsia="Aptos" w:hAnsi="Aptos" w:cs="Times New Roman"/>
-          <w:kern w:val="2"/>
-          <w:sz w:val="24"/>
-          <w:szCs w:val="24"/>
-          <w:lang w:val="en-US"/>
-          <w14:ligatures w14:val="standardContextual"/>
-        </w:rPr>
-        <w:t>Explain realized level of E-Governance model in detail.</w:t>
-      </w:r>
-    </w:p>
-    <w:p>
-      <w:pPr>
-        <w:numPr>
-          <w:ilvl w:val="0"/>
-          <w:numId w:val="27"/>
-        </w:numPr>
-        <w:spacing w:before="240" w:line="480" w:lineRule="auto"/>
-        <w:contextualSpacing/>
-        <w:rPr>
-          <w:rFonts w:ascii="Aptos" w:eastAsia="Aptos" w:hAnsi="Aptos" w:cs="Times New Roman"/>
-          <w:kern w:val="2"/>
-          <w:sz w:val="24"/>
-          <w:szCs w:val="24"/>
-          <w:lang w:val="en-US"/>
-          <w14:ligatures w14:val="standardContextual"/>
-        </w:rPr>
-      </w:pPr>
-      <w:r>
-        <w:rPr>
-          <w:rFonts w:ascii="Aptos" w:eastAsia="Aptos" w:hAnsi="Aptos" w:cs="Times New Roman"/>
-          <w:kern w:val="2"/>
-          <w:sz w:val="24"/>
-          <w:szCs w:val="24"/>
-          <w:lang w:val="en-US"/>
-          <w14:ligatures w14:val="standardContextual"/>
-        </w:rPr>
-        <w:t xml:space="preserve">Discuss the impact and significance of E-Governance models while </w:t>
-      </w:r>
-      <w:proofErr w:type="spellStart"/>
-      <w:r>
-        <w:rPr>
-          <w:rFonts w:ascii="Aptos" w:eastAsia="Aptos" w:hAnsi="Aptos" w:cs="Times New Roman"/>
-          <w:kern w:val="2"/>
-          <w:sz w:val="24"/>
-          <w:szCs w:val="24"/>
-          <w:lang w:val="en-US"/>
-          <w14:ligatures w14:val="standardContextual"/>
-        </w:rPr>
-        <w:t>acheiving</w:t>
-      </w:r>
-      <w:proofErr w:type="spellEnd"/>
-      <w:r>
-        <w:rPr>
-          <w:rFonts w:ascii="Aptos" w:eastAsia="Aptos" w:hAnsi="Aptos" w:cs="Times New Roman"/>
-          <w:kern w:val="2"/>
-          <w:sz w:val="24"/>
-          <w:szCs w:val="24"/>
-          <w:lang w:val="en-US"/>
-          <w14:ligatures w14:val="standardContextual"/>
-        </w:rPr>
-        <w:t xml:space="preserve"> good governance.</w:t>
-      </w:r>
-    </w:p>
-    <w:p>
-      <w:pPr>
-        <w:numPr>
-          <w:ilvl w:val="0"/>
-          <w:numId w:val="27"/>
-        </w:numPr>
-        <w:spacing w:before="240" w:line="480" w:lineRule="auto"/>
-        <w:contextualSpacing/>
-        <w:rPr>
-          <w:rFonts w:ascii="Aptos" w:eastAsia="Aptos" w:hAnsi="Aptos" w:cs="Times New Roman"/>
-          <w:kern w:val="2"/>
-          <w:sz w:val="24"/>
-          <w:szCs w:val="24"/>
-          <w:lang w:val="en-US"/>
-          <w14:ligatures w14:val="standardContextual"/>
-        </w:rPr>
-      </w:pPr>
-      <w:r>
-        <w:rPr>
-          <w:rFonts w:ascii="Aptos" w:eastAsia="Aptos" w:hAnsi="Aptos" w:cs="Times New Roman"/>
-          <w:kern w:val="2"/>
-          <w:sz w:val="24"/>
-          <w:szCs w:val="24"/>
-          <w:lang w:val="en-US"/>
-          <w14:ligatures w14:val="standardContextual"/>
-        </w:rPr>
-        <w:t>Describe why human infrastructural preparedness and technological infrastructural preparedness are necessary in E-government.</w:t>
-      </w:r>
-    </w:p>
-    <w:p>
-      <w:pPr>
-        <w:numPr>
-          <w:ilvl w:val="0"/>
-          <w:numId w:val="27"/>
-        </w:numPr>
-        <w:spacing w:before="240" w:line="480" w:lineRule="auto"/>
-        <w:contextualSpacing/>
-        <w:rPr>
-          <w:rFonts w:ascii="Aptos" w:eastAsia="Aptos" w:hAnsi="Aptos" w:cs="Times New Roman"/>
-          <w:kern w:val="2"/>
-          <w:sz w:val="24"/>
-          <w:szCs w:val="24"/>
-          <w:lang w:val="en-US"/>
-          <w14:ligatures w14:val="standardContextual"/>
-        </w:rPr>
-      </w:pPr>
-      <w:r>
-        <w:rPr>
-          <w:rFonts w:ascii="Aptos" w:eastAsia="Aptos" w:hAnsi="Aptos" w:cs="Times New Roman"/>
-          <w:kern w:val="2"/>
-          <w:sz w:val="24"/>
-          <w:szCs w:val="24"/>
-          <w:lang w:val="en-US"/>
-          <w14:ligatures w14:val="standardContextual"/>
-        </w:rPr>
-        <w:t>What is E-governance security architecture? Explain.</w:t>
-      </w:r>
-    </w:p>
-    <w:p>
-      <w:pPr>
-        <w:numPr>
-          <w:ilvl w:val="0"/>
-          <w:numId w:val="27"/>
-        </w:numPr>
-        <w:spacing w:before="240" w:line="480" w:lineRule="auto"/>
-        <w:contextualSpacing/>
-        <w:rPr>
-          <w:rFonts w:ascii="Aptos" w:eastAsia="Aptos" w:hAnsi="Aptos" w:cs="Times New Roman"/>
-          <w:kern w:val="2"/>
-          <w:sz w:val="24"/>
-          <w:szCs w:val="24"/>
-          <w:lang w:val="en-US"/>
-          <w14:ligatures w14:val="standardContextual"/>
-        </w:rPr>
-      </w:pPr>
-      <w:r>
-        <w:rPr>
-          <w:rFonts w:ascii="Aptos" w:eastAsia="Aptos" w:hAnsi="Aptos" w:cs="Times New Roman"/>
-          <w:kern w:val="2"/>
-          <w:sz w:val="24"/>
-          <w:szCs w:val="24"/>
-          <w:lang w:val="en-US"/>
-          <w14:ligatures w14:val="standardContextual"/>
-        </w:rPr>
-        <w:t>Discuss how data warehousing and data mining is used in census data.</w:t>
-      </w:r>
-    </w:p>
-    <w:p>
-      <w:pPr>
-        <w:numPr>
-          <w:ilvl w:val="0"/>
-          <w:numId w:val="27"/>
-        </w:numPr>
-        <w:spacing w:before="240" w:line="480" w:lineRule="auto"/>
-        <w:contextualSpacing/>
-        <w:rPr>
-          <w:rFonts w:ascii="Aptos" w:eastAsia="Aptos" w:hAnsi="Aptos" w:cs="Times New Roman"/>
-          <w:kern w:val="2"/>
-          <w:sz w:val="24"/>
-          <w:szCs w:val="24"/>
-          <w:lang w:val="en-US"/>
-          <w14:ligatures w14:val="standardContextual"/>
-        </w:rPr>
-      </w:pPr>
-      <w:r>
-        <w:rPr>
-          <w:rFonts w:ascii="Aptos" w:eastAsia="Aptos" w:hAnsi="Aptos" w:cs="Times New Roman"/>
-          <w:kern w:val="2"/>
-          <w:sz w:val="24"/>
-          <w:szCs w:val="24"/>
-          <w:lang w:val="en-US"/>
-          <w14:ligatures w14:val="standardContextual"/>
-        </w:rPr>
-        <w:t>What is cyber law? How can we use this law to protect government data?</w:t>
-      </w:r>
-    </w:p>
-    <w:p>
-      <w:pPr>
-        <w:numPr>
-          <w:ilvl w:val="0"/>
-          <w:numId w:val="27"/>
-        </w:numPr>
-        <w:spacing w:before="240" w:line="480" w:lineRule="auto"/>
-        <w:contextualSpacing/>
-        <w:rPr>
-          <w:rFonts w:ascii="Aptos" w:eastAsia="Aptos" w:hAnsi="Aptos" w:cs="Times New Roman"/>
-          <w:kern w:val="2"/>
-          <w:sz w:val="24"/>
-          <w:szCs w:val="24"/>
-          <w:lang w:val="en-US"/>
-          <w14:ligatures w14:val="standardContextual"/>
-        </w:rPr>
-      </w:pPr>
-      <w:r>
-        <w:rPr>
-          <w:rFonts w:ascii="Aptos" w:eastAsia="Aptos" w:hAnsi="Aptos" w:cs="Times New Roman"/>
-          <w:kern w:val="2"/>
-          <w:sz w:val="24"/>
-          <w:szCs w:val="24"/>
-          <w:lang w:val="en-US"/>
-          <w14:ligatures w14:val="standardContextual"/>
-        </w:rPr>
-        <w:lastRenderedPageBreak/>
-        <w:t>Write short notes on:</w:t>
-      </w:r>
-    </w:p>
-    <w:p>
-      <w:pPr>
-        <w:pStyle w:val="ListParagraph"/>
-        <w:numPr>
-          <w:ilvl w:val="0"/>
-          <w:numId w:val="33"/>
-        </w:numPr>
-        <w:spacing w:before="240" w:line="480" w:lineRule="auto"/>
-        <w:rPr>
-          <w:rFonts w:ascii="Aptos" w:eastAsia="Aptos" w:hAnsi="Aptos" w:cs="Times New Roman"/>
-          <w:kern w:val="2"/>
-          <w:sz w:val="24"/>
-          <w:szCs w:val="24"/>
-          <w:lang w:val="en-US"/>
-          <w14:ligatures w14:val="standardContextual"/>
-        </w:rPr>
-      </w:pPr>
-      <w:r>
-        <w:rPr>
-          <w:rFonts w:ascii="Aptos" w:eastAsia="Aptos" w:hAnsi="Aptos" w:cs="Times New Roman"/>
-          <w:kern w:val="2"/>
-          <w:sz w:val="24"/>
-          <w:szCs w:val="24"/>
-          <w:lang w:val="en-US"/>
-          <w14:ligatures w14:val="standardContextual"/>
-        </w:rPr>
-        <w:t>Cloud governance</w:t>
-      </w:r>
-    </w:p>
-    <w:p>
-      <w:pPr>
-        <w:pStyle w:val="ListParagraph"/>
-        <w:numPr>
-          <w:ilvl w:val="0"/>
-          <w:numId w:val="33"/>
-        </w:numPr>
-        <w:spacing w:before="240" w:line="480" w:lineRule="auto"/>
-        <w:rPr>
-          <w:rFonts w:ascii="Aptos" w:eastAsia="Aptos" w:hAnsi="Aptos" w:cs="Times New Roman"/>
-          <w:kern w:val="2"/>
-          <w:sz w:val="24"/>
-          <w:szCs w:val="24"/>
-          <w:lang w:val="en-US"/>
-          <w14:ligatures w14:val="standardContextual"/>
-        </w:rPr>
-      </w:pPr>
-      <w:r>
-        <w:rPr>
-          <w:rFonts w:ascii="Aptos" w:eastAsia="Aptos" w:hAnsi="Aptos" w:cs="Times New Roman"/>
-          <w:kern w:val="2"/>
-          <w:sz w:val="24"/>
-          <w:szCs w:val="24"/>
-          <w:lang w:val="en-US"/>
-          <w14:ligatures w14:val="standardContextual"/>
-        </w:rPr>
-        <w:t>Data centers</w:t>
-      </w:r>
-    </w:p>
-    <w:p>
-      <w:pPr>
-        <w:spacing w:before="240" w:line="480" w:lineRule="auto"/>
-        <w:rPr>
-          <w:rFonts w:ascii="Aptos" w:eastAsia="Aptos" w:hAnsi="Aptos" w:cs="Times New Roman"/>
-          <w:kern w:val="2"/>
-          <w:sz w:val="24"/>
-          <w:szCs w:val="24"/>
-          <w:lang w:val="en-US"/>
-          <w14:ligatures w14:val="standardContextual"/>
-        </w:rPr>
-      </w:pPr>
-      <w:r>
-        <w:rPr>
-          <w:rFonts w:ascii="Aptos" w:eastAsia="Aptos" w:hAnsi="Aptos" w:cs="Times New Roman"/>
-          <w:kern w:val="2"/>
-          <w:sz w:val="24"/>
-          <w:szCs w:val="24"/>
-          <w:lang w:val="en-US"/>
-          <w14:ligatures w14:val="standardContextual"/>
-        </w:rPr>
-        <w:t> </w:t>
-      </w:r>
-    </w:p>
-    <w:p>
-      <w:pPr>
-        <w:spacing w:before="240" w:line="480" w:lineRule="auto"/>
-        <w:rPr>
-          <w:rFonts w:ascii="Aptos" w:eastAsia="Aptos" w:hAnsi="Aptos" w:cs="Times New Roman"/>
-          <w:kern w:val="2"/>
-          <w:sz w:val="24"/>
-          <w:szCs w:val="24"/>
-          <w:lang w:val="en-US"/>
-          <w14:ligatures w14:val="standardContextual"/>
-        </w:rPr>
-      </w:pPr>
-    </w:p>
-    <w:p>
-      <w:pPr>
-        <w:spacing w:before="240" w:line="480" w:lineRule="auto"/>
-        <w:contextualSpacing/>
-        <w:rPr>
-          <w:rFonts w:ascii="Aptos" w:eastAsia="Aptos" w:hAnsi="Aptos" w:cs="Times New Roman"/>
-          <w:kern w:val="2"/>
-          <w:sz w:val="24"/>
-          <w:szCs w:val="24"/>
-          <w:lang w:val="en-US"/>
-          <w14:ligatures w14:val="standardContextual"/>
-        </w:rPr>
-      </w:pPr>
-      <w:r>
-        <w:rPr>
-          <w:rFonts w:ascii="Aptos" w:eastAsia="Aptos" w:hAnsi="Aptos" w:cs="Times New Roman"/>
-          <w:kern w:val="2"/>
-          <w:sz w:val="24"/>
-          <w:szCs w:val="24"/>
-          <w:lang w:val="en-US"/>
-          <w14:ligatures w14:val="standardContextual"/>
-        </w:rPr>
-        <w:br w:type="page"/>
-      </w:r>
-    </w:p>
-    <w:p>
-      <w:pPr>
-        <w:spacing w:before="240" w:line="480" w:lineRule="auto"/>
-        <w:rPr>
-          <w:rFonts w:ascii="Aptos" w:eastAsia="Aptos" w:hAnsi="Aptos" w:cs="Times New Roman"/>
-          <w:kern w:val="2"/>
-          <w:sz w:val="24"/>
-          <w:szCs w:val="24"/>
-          <w:lang w:val="en-US"/>
-          <w14:ligatures w14:val="standardContextual"/>
-        </w:rPr>
-      </w:pPr>
-      <w:r>
-        <w:rPr>
-          <w:rFonts w:ascii="Aptos" w:eastAsia="Aptos" w:hAnsi="Aptos" w:cs="Times New Roman"/>
-          <w:b/>
-          <w:bCs/>
-          <w:kern w:val="2"/>
-          <w:sz w:val="36"/>
-          <w:szCs w:val="36"/>
-          <w:lang w:val="en-US"/>
-          <w14:ligatures w14:val="standardContextual"/>
-        </w:rPr>
-        <w:lastRenderedPageBreak/>
-        <w:t>2080</w:t>
-      </w:r>
-      <w:r>
-        <w:rPr>
-          <w:rFonts w:ascii="Aptos" w:eastAsia="Aptos" w:hAnsi="Aptos" w:cs="Times New Roman"/>
-          <w:b/>
-          <w:bCs/>
-          <w:kern w:val="2"/>
-          <w:sz w:val="36"/>
-          <w:szCs w:val="36"/>
-          <w:lang w:val="en-US"/>
-          <w14:ligatures w14:val="standardContextual"/>
-        </w:rPr>
-        <w:t>:</w:t>
-      </w:r>
-    </w:p>
-    <w:p>
-      <w:pPr>
-        <w:spacing w:before="240" w:line="480" w:lineRule="auto"/>
-        <w:rPr>
-          <w:rFonts w:ascii="Aptos" w:eastAsia="Aptos" w:hAnsi="Aptos" w:cs="Times New Roman"/>
-          <w:b/>
-          <w:bCs/>
-          <w:kern w:val="2"/>
-          <w:sz w:val="24"/>
-          <w:szCs w:val="24"/>
-          <w:lang w:val="en-US"/>
-          <w14:ligatures w14:val="standardContextual"/>
-        </w:rPr>
-      </w:pPr>
-      <w:r>
-        <w:rPr>
-          <w:rFonts w:ascii="Aptos" w:eastAsia="Aptos" w:hAnsi="Aptos" w:cs="Times New Roman"/>
-          <w:b/>
-          <w:bCs/>
-          <w:kern w:val="2"/>
-          <w:sz w:val="24"/>
-          <w:szCs w:val="24"/>
-          <w:lang w:val="en-US"/>
-          <w14:ligatures w14:val="standardContextual"/>
-        </w:rPr>
-        <w:t>Long Answer Questions: [10 marks each]</w:t>
-      </w:r>
-    </w:p>
-    <w:p>
-      <w:pPr>
-        <w:numPr>
-          <w:ilvl w:val="0"/>
-          <w:numId w:val="8"/>
-        </w:numPr>
-        <w:spacing w:before="240" w:line="480" w:lineRule="auto"/>
-        <w:contextualSpacing/>
-        <w:rPr>
-          <w:rFonts w:ascii="Aptos" w:eastAsia="Aptos" w:hAnsi="Aptos" w:cs="Times New Roman"/>
-          <w:kern w:val="2"/>
-          <w:sz w:val="24"/>
-          <w:szCs w:val="24"/>
-          <w:lang w:val="en-US"/>
-          <w14:ligatures w14:val="standardContextual"/>
-        </w:rPr>
-      </w:pPr>
-      <w:r>
-        <w:rPr>
-          <w:rFonts w:ascii="Aptos" w:eastAsia="Aptos" w:hAnsi="Aptos" w:cs="Times New Roman"/>
-          <w:kern w:val="2"/>
-          <w:sz w:val="24"/>
-          <w:szCs w:val="24"/>
-          <w:lang w:val="en-US"/>
-          <w14:ligatures w14:val="standardContextual"/>
-        </w:rPr>
-        <w:t>Differentiate between e-governance and e-government. Explain the issues in e-governance implementations and how to solve these issues?</w:t>
-      </w:r>
-    </w:p>
-    <w:p>
-      <w:pPr>
-        <w:numPr>
-          <w:ilvl w:val="0"/>
-          <w:numId w:val="8"/>
-        </w:numPr>
-        <w:spacing w:before="240" w:line="480" w:lineRule="auto"/>
-        <w:contextualSpacing/>
-        <w:rPr>
-          <w:rFonts w:ascii="Aptos" w:eastAsia="Aptos" w:hAnsi="Aptos" w:cs="Times New Roman"/>
-          <w:kern w:val="2"/>
-          <w:sz w:val="24"/>
-          <w:szCs w:val="24"/>
-          <w:lang w:val="en-US"/>
-          <w14:ligatures w14:val="standardContextual"/>
-        </w:rPr>
-      </w:pPr>
-      <w:r>
-        <w:rPr>
-          <w:rFonts w:ascii="Aptos" w:eastAsia="Aptos" w:hAnsi="Aptos" w:cs="Times New Roman"/>
-          <w:kern w:val="2"/>
-          <w:sz w:val="24"/>
-          <w:szCs w:val="24"/>
-          <w:lang w:val="en-US"/>
-          <w14:ligatures w14:val="standardContextual"/>
-        </w:rPr>
-        <w:t>What do you mean by data warehousing and data mining? Explain the applications of data warehousing and data mining in census and prices of essential commodities.</w:t>
-      </w:r>
-    </w:p>
-    <w:p>
-      <w:pPr>
-        <w:numPr>
-          <w:ilvl w:val="0"/>
-          <w:numId w:val="8"/>
-        </w:numPr>
-        <w:spacing w:before="240" w:line="480" w:lineRule="auto"/>
-        <w:contextualSpacing/>
-        <w:rPr>
-          <w:rFonts w:ascii="Aptos" w:eastAsia="Aptos" w:hAnsi="Aptos" w:cs="Times New Roman"/>
-          <w:kern w:val="2"/>
-          <w:sz w:val="24"/>
-          <w:szCs w:val="24"/>
-          <w:lang w:val="en-US"/>
-          <w14:ligatures w14:val="standardContextual"/>
-        </w:rPr>
-      </w:pPr>
-      <w:r>
-        <w:rPr>
-          <w:rFonts w:ascii="Aptos" w:eastAsia="Aptos" w:hAnsi="Aptos" w:cs="Times New Roman"/>
-          <w:kern w:val="2"/>
-          <w:sz w:val="24"/>
-          <w:szCs w:val="24"/>
-          <w:lang w:val="en-US"/>
-          <w14:ligatures w14:val="standardContextual"/>
-        </w:rPr>
-        <w:t>Explain broadcasting/wider dissemination model and comparative analysis model of e-governance with practical example.</w:t>
-      </w:r>
-    </w:p>
-    <w:p>
-      <w:pPr>
-        <w:spacing w:before="240" w:line="480" w:lineRule="auto"/>
-        <w:rPr>
-          <w:rFonts w:ascii="Aptos" w:eastAsia="Aptos" w:hAnsi="Aptos" w:cs="Times New Roman"/>
-          <w:b/>
-          <w:bCs/>
-          <w:kern w:val="2"/>
-          <w:sz w:val="24"/>
-          <w:szCs w:val="24"/>
-          <w:lang w:val="en-US"/>
-          <w14:ligatures w14:val="standardContextual"/>
-        </w:rPr>
-      </w:pPr>
-      <w:r>
-        <w:rPr>
-          <w:rFonts w:ascii="Aptos" w:eastAsia="Aptos" w:hAnsi="Aptos" w:cs="Times New Roman"/>
-          <w:b/>
-          <w:bCs/>
-          <w:kern w:val="2"/>
-          <w:sz w:val="24"/>
-          <w:szCs w:val="24"/>
-          <w:lang w:val="en-US"/>
-          <w14:ligatures w14:val="standardContextual"/>
-        </w:rPr>
-        <w:t>Short Answer Questions: [5 marks each]</w:t>
-      </w:r>
-    </w:p>
-    <w:p>
-      <w:pPr>
-        <w:numPr>
-          <w:ilvl w:val="0"/>
-          <w:numId w:val="8"/>
-        </w:numPr>
-        <w:spacing w:before="240" w:line="480" w:lineRule="auto"/>
-        <w:contextualSpacing/>
-        <w:rPr>
-          <w:rFonts w:ascii="Aptos" w:eastAsia="Aptos" w:hAnsi="Aptos" w:cs="Times New Roman"/>
-          <w:kern w:val="2"/>
-          <w:sz w:val="24"/>
-          <w:szCs w:val="24"/>
-          <w:lang w:val="en-US"/>
-          <w14:ligatures w14:val="standardContextual"/>
-        </w:rPr>
-      </w:pPr>
-      <w:r>
-        <w:rPr>
-          <w:rFonts w:ascii="Aptos" w:eastAsia="Aptos" w:hAnsi="Aptos" w:cs="Times New Roman"/>
-          <w:kern w:val="2"/>
-          <w:sz w:val="24"/>
-          <w:szCs w:val="24"/>
-          <w:lang w:val="en-US"/>
-          <w14:ligatures w14:val="standardContextual"/>
-        </w:rPr>
-        <w:t>Explain in brief about scope and content of e-governance.</w:t>
-      </w:r>
-    </w:p>
-    <w:p>
-      <w:pPr>
-        <w:numPr>
-          <w:ilvl w:val="0"/>
-          <w:numId w:val="8"/>
-        </w:numPr>
-        <w:spacing w:before="240" w:line="480" w:lineRule="auto"/>
-        <w:contextualSpacing/>
-        <w:rPr>
-          <w:rFonts w:ascii="Aptos" w:eastAsia="Aptos" w:hAnsi="Aptos" w:cs="Times New Roman"/>
-          <w:kern w:val="2"/>
-          <w:sz w:val="24"/>
-          <w:szCs w:val="24"/>
-          <w:lang w:val="en-US"/>
-          <w14:ligatures w14:val="standardContextual"/>
-        </w:rPr>
-      </w:pPr>
-      <w:r>
-        <w:rPr>
-          <w:rFonts w:ascii="Aptos" w:eastAsia="Aptos" w:hAnsi="Aptos" w:cs="Times New Roman"/>
-          <w:kern w:val="2"/>
-          <w:sz w:val="24"/>
-          <w:szCs w:val="24"/>
-          <w:lang w:val="en-US"/>
-          <w14:ligatures w14:val="standardContextual"/>
-        </w:rPr>
-        <w:t>Discuss the important role of cyberlaw in Nepal.</w:t>
-      </w:r>
-    </w:p>
-    <w:p>
-      <w:pPr>
-        <w:numPr>
-          <w:ilvl w:val="0"/>
-          <w:numId w:val="8"/>
-        </w:numPr>
-        <w:spacing w:before="240" w:line="480" w:lineRule="auto"/>
-        <w:contextualSpacing/>
-        <w:rPr>
-          <w:rFonts w:ascii="Aptos" w:eastAsia="Aptos" w:hAnsi="Aptos" w:cs="Times New Roman"/>
-          <w:kern w:val="2"/>
-          <w:sz w:val="24"/>
-          <w:szCs w:val="24"/>
-          <w:lang w:val="en-US"/>
-          <w14:ligatures w14:val="standardContextual"/>
-        </w:rPr>
-      </w:pPr>
-      <w:r>
-        <w:rPr>
-          <w:rFonts w:ascii="Aptos" w:eastAsia="Aptos" w:hAnsi="Aptos" w:cs="Times New Roman"/>
-          <w:kern w:val="2"/>
-          <w:sz w:val="24"/>
-          <w:szCs w:val="24"/>
-          <w:lang w:val="en-US"/>
-          <w14:ligatures w14:val="standardContextual"/>
-        </w:rPr>
-        <w:t>What do you mean by maturity levels of e-governance?</w:t>
-      </w:r>
-    </w:p>
-    <w:p>
-      <w:pPr>
-        <w:numPr>
-          <w:ilvl w:val="0"/>
-          <w:numId w:val="8"/>
-        </w:numPr>
-        <w:spacing w:before="240" w:line="480" w:lineRule="auto"/>
-        <w:contextualSpacing/>
-        <w:rPr>
-          <w:rFonts w:ascii="Aptos" w:eastAsia="Aptos" w:hAnsi="Aptos" w:cs="Times New Roman"/>
-          <w:kern w:val="2"/>
-          <w:sz w:val="24"/>
-          <w:szCs w:val="24"/>
-          <w:lang w:val="en-US"/>
-          <w14:ligatures w14:val="standardContextual"/>
-        </w:rPr>
-      </w:pPr>
-      <w:r>
-        <w:rPr>
-          <w:rFonts w:ascii="Aptos" w:eastAsia="Aptos" w:hAnsi="Aptos" w:cs="Times New Roman"/>
-          <w:kern w:val="2"/>
-          <w:sz w:val="24"/>
-          <w:szCs w:val="24"/>
-          <w:lang w:val="en-US"/>
-          <w14:ligatures w14:val="standardContextual"/>
-        </w:rPr>
-        <w:t>Discuss the e-Readiness assessment of infrastructure preparedness.</w:t>
-      </w:r>
-    </w:p>
-    <w:p>
-      <w:pPr>
-        <w:numPr>
-          <w:ilvl w:val="0"/>
-          <w:numId w:val="8"/>
-        </w:numPr>
-        <w:spacing w:before="240" w:line="480" w:lineRule="auto"/>
-        <w:contextualSpacing/>
-        <w:rPr>
-          <w:rFonts w:ascii="Aptos" w:eastAsia="Aptos" w:hAnsi="Aptos" w:cs="Times New Roman"/>
-          <w:kern w:val="2"/>
-          <w:sz w:val="24"/>
-          <w:szCs w:val="24"/>
-          <w:lang w:val="en-US"/>
-          <w14:ligatures w14:val="standardContextual"/>
-        </w:rPr>
-      </w:pPr>
-      <w:r>
-        <w:rPr>
-          <w:rFonts w:ascii="Aptos" w:eastAsia="Aptos" w:hAnsi="Aptos" w:cs="Times New Roman"/>
-          <w:kern w:val="2"/>
-          <w:sz w:val="24"/>
-          <w:szCs w:val="24"/>
-          <w:lang w:val="en-US"/>
-          <w14:ligatures w14:val="standardContextual"/>
-        </w:rPr>
-        <w:t>Mention the existing scenario of e-governance in Nepal.</w:t>
-      </w:r>
-    </w:p>
-    <w:p>
-      <w:pPr>
-        <w:numPr>
-          <w:ilvl w:val="0"/>
-          <w:numId w:val="8"/>
-        </w:numPr>
-        <w:spacing w:before="240" w:line="480" w:lineRule="auto"/>
-        <w:contextualSpacing/>
-        <w:rPr>
-          <w:rFonts w:ascii="Aptos" w:eastAsia="Aptos" w:hAnsi="Aptos" w:cs="Times New Roman"/>
-          <w:kern w:val="2"/>
-          <w:sz w:val="24"/>
-          <w:szCs w:val="24"/>
-          <w:lang w:val="en-US"/>
-          <w14:ligatures w14:val="standardContextual"/>
-        </w:rPr>
-      </w:pPr>
-      <w:r>
-        <w:rPr>
-          <w:rFonts w:ascii="Aptos" w:eastAsia="Aptos" w:hAnsi="Aptos" w:cs="Times New Roman"/>
-          <w:kern w:val="2"/>
-          <w:sz w:val="24"/>
-          <w:szCs w:val="24"/>
-          <w:lang w:val="en-US"/>
-          <w14:ligatures w14:val="standardContextual"/>
-        </w:rPr>
-        <w:t>What are different IT tools that are used to deliver services to citizens.</w:t>
-      </w:r>
-    </w:p>
-    <w:p>
-      <w:pPr>
-        <w:numPr>
-          <w:ilvl w:val="0"/>
-          <w:numId w:val="8"/>
-        </w:numPr>
-        <w:spacing w:before="240" w:line="480" w:lineRule="auto"/>
-        <w:contextualSpacing/>
-        <w:rPr>
-          <w:rFonts w:ascii="Aptos" w:eastAsia="Aptos" w:hAnsi="Aptos" w:cs="Times New Roman"/>
-          <w:kern w:val="2"/>
-          <w:sz w:val="24"/>
-          <w:szCs w:val="24"/>
-          <w:lang w:val="en-US"/>
-          <w14:ligatures w14:val="standardContextual"/>
-        </w:rPr>
-      </w:pPr>
-      <w:r>
-        <w:rPr>
-          <w:rFonts w:ascii="Aptos" w:eastAsia="Aptos" w:hAnsi="Aptos" w:cs="Times New Roman"/>
-          <w:kern w:val="2"/>
-          <w:sz w:val="24"/>
-          <w:szCs w:val="24"/>
-          <w:lang w:val="en-US"/>
-          <w14:ligatures w14:val="standardContextual"/>
-        </w:rPr>
-        <w:t>Discuss about the e-government security architecture.</w:t>
-      </w:r>
-    </w:p>
-    <w:p>
-      <w:pPr>
-        <w:numPr>
-          <w:ilvl w:val="0"/>
-          <w:numId w:val="8"/>
-        </w:numPr>
-        <w:spacing w:before="240" w:line="480" w:lineRule="auto"/>
-        <w:contextualSpacing/>
-        <w:rPr>
-          <w:rFonts w:ascii="Aptos" w:eastAsia="Aptos" w:hAnsi="Aptos" w:cs="Times New Roman"/>
-          <w:kern w:val="2"/>
-          <w:sz w:val="24"/>
-          <w:szCs w:val="24"/>
-          <w:lang w:val="en-US"/>
-          <w14:ligatures w14:val="standardContextual"/>
-        </w:rPr>
-      </w:pPr>
-      <w:r>
-        <w:rPr>
-          <w:rFonts w:ascii="Aptos" w:eastAsia="Aptos" w:hAnsi="Aptos" w:cs="Times New Roman"/>
-          <w:kern w:val="2"/>
-          <w:sz w:val="24"/>
-          <w:szCs w:val="24"/>
-          <w:lang w:val="en-US"/>
-          <w14:ligatures w14:val="standardContextual"/>
-        </w:rPr>
-        <w:t xml:space="preserve">Explain in brief about e-governance initiatives in </w:t>
-      </w:r>
-      <w:proofErr w:type="spellStart"/>
-      <w:r>
-        <w:rPr>
-          <w:rFonts w:ascii="Aptos" w:eastAsia="Aptos" w:hAnsi="Aptos" w:cs="Times New Roman"/>
-          <w:kern w:val="2"/>
-          <w:sz w:val="24"/>
-          <w:szCs w:val="24"/>
-          <w:lang w:val="en-US"/>
-          <w14:ligatures w14:val="standardContextual"/>
-        </w:rPr>
-        <w:t>Srilanka.</w:t>
-      </w:r>
-      <w:proofErr w:type="spellEnd"/>
-    </w:p>
-    <w:p>
-      <w:pPr>
-        <w:numPr>
-          <w:ilvl w:val="0"/>
-          <w:numId w:val="8"/>
-        </w:numPr>
-        <w:spacing w:before="240" w:line="480" w:lineRule="auto"/>
-        <w:contextualSpacing/>
-        <w:rPr>
-          <w:rFonts w:ascii="Aptos" w:eastAsia="Aptos" w:hAnsi="Aptos" w:cs="Times New Roman"/>
-          <w:kern w:val="2"/>
-          <w:sz w:val="24"/>
-          <w:szCs w:val="24"/>
-          <w:lang w:val="en-US"/>
-          <w14:ligatures w14:val="standardContextual"/>
-        </w:rPr>
-      </w:pPr>
-      <w:r>
-        <w:rPr>
-          <w:rFonts w:ascii="Aptos" w:eastAsia="Aptos" w:hAnsi="Aptos" w:cs="Times New Roman"/>
-          <w:kern w:val="2"/>
-          <w:sz w:val="24"/>
-          <w:szCs w:val="24"/>
-          <w:lang w:val="en-US"/>
-          <w14:ligatures w14:val="standardContextual"/>
-        </w:rPr>
-        <w:t>Write short notes on: (any two)</w:t>
-      </w:r>
-    </w:p>
-    <w:p>
-      <w:pPr>
-        <w:pStyle w:val="ListParagraph"/>
-        <w:numPr>
-          <w:ilvl w:val="0"/>
           <w:numId w:val="35"/>
         </w:numPr>
         <w:spacing w:before="240" w:line="480" w:lineRule="auto"/>
@@ -1625,47 +1976,7 @@
           <w:lang w:val="en-US"/>
           <w14:ligatures w14:val="standardContextual"/>
         </w:rPr>
-        <w:t>Data system infrastructure</w:t>
-      </w:r>
-    </w:p>
-    <w:p>
-      <w:pPr>
-        <w:pStyle w:val="ListParagraph"/>
-        <w:numPr>
-          <w:ilvl w:val="0"/>
-          <w:numId w:val="35"/>
-        </w:numPr>
-        <w:spacing w:before="240" w:line="480" w:lineRule="auto"/>
-        <w:rPr>
-          <w:rFonts w:ascii="Aptos" w:eastAsia="Aptos" w:hAnsi="Aptos" w:cs="Times New Roman"/>
-          <w:kern w:val="2"/>
-          <w:sz w:val="24"/>
-          <w:szCs w:val="24"/>
-          <w:lang w:val="en-US"/>
-          <w14:ligatures w14:val="standardContextual"/>
-        </w:rPr>
-      </w:pPr>
-      <w:r>
-        <w:rPr>
-          <w:rFonts w:ascii="Aptos" w:eastAsia="Aptos" w:hAnsi="Aptos" w:cs="Times New Roman"/>
-          <w:kern w:val="2"/>
-          <w:sz w:val="24"/>
-          <w:szCs w:val="24"/>
-          <w:lang w:val="en-US"/>
-          <w14:ligatures w14:val="standardContextual"/>
-        </w:rPr>
-        <w:t>Model of Digital governanc</w:t>
-      </w:r>
-      <w:r>
-        <w:rPr>
-          <w:rFonts w:ascii="Aptos" w:eastAsia="Aptos" w:hAnsi="Aptos" w:cs="Times New Roman"/>
-          <w:kern w:val="2"/>
-          <w:sz w:val="24"/>
-          <w:szCs w:val="24"/>
-          <w:lang w:val="en-US"/>
-          <w14:ligatures w14:val="standardContextual"/>
-        </w:rPr>
-        <w:t>e</w:t>
+        <w:t>Model of Digital governance</w:t>
       </w:r>
     </w:p>
     <w:p>
@@ -3389,6 +3700,92 @@
 <file path=word/numbering.xml><?xml version="1.0" encoding="utf-8"?>
 <w:numbering xmlns:wpc="http://schemas.microsoft.com/office/word/2010/wordprocessingCanvas" xmlns:cx="http://schemas.microsoft.com/office/drawing/2014/chartex" xmlns:cx1="http://schemas.microsoft.com/office/drawing/2015/9/8/chartex" xmlns:cx2="http://schemas.microsoft.com/office/drawing/2015/10/21/chartex" xmlns:cx3="http://schemas.microsoft.com/office/drawing/2016/5/9/chartex" xmlns:cx4="http://schemas.microsoft.com/office/drawing/2016/5/10/chartex" xmlns:cx5="http://schemas.microsoft.com/office/drawing/2016/5/11/chartex" xmlns:cx6="http://schemas.microsoft.com/office/drawing/2016/5/12/chartex" xmlns:cx7="http://schemas.microsoft.com/office/drawing/2016/5/13/chartex" xmlns:cx8="http://schemas.microsoft.com/office/drawing/2016/5/14/chartex" xmlns:mc="http://schemas.openxmlformats.org/markup-compatibility/2006" xmlns:aink="http://schemas.microsoft.com/office/drawing/2016/ink" xmlns:am3d="http://schemas.microsoft.com/office/drawing/2017/model3d" xmlns:o="urn:schemas-microsoft-com:office:office" xmlns:oel="http://schemas.microsoft.com/office/2019/extlst" xmlns:r="http://schemas.openxmlformats.org/officeDocument/2006/relationships" xmlns:m="http://schemas.openxmlformats.org/officeDocument/2006/math" xmlns:v="urn:schemas-microsoft-com:vml" xmlns:wp14="http://schemas.microsoft.com/office/word/2010/wordprocessingDrawing" xmlns:wp="http://schemas.openxmlformats.org/drawingml/2006/wordprocessingDrawing" xmlns:w10="urn:schemas-microsoft-com:office:word" xmlns:w="http://schemas.openxmlformats.org/wordprocessingml/2006/main" xmlns:w14="http://schemas.microsoft.com/office/word/2010/wordml" xmlns:w15="http://schemas.microsoft.com/office/word/2012/wordml" xmlns:w16cex="http://schemas.microsoft.com/office/word/2018/wordml/cex" xmlns:w16cid="http://schemas.microsoft.com/office/word/2016/wordml/cid" xmlns:w16="http://schemas.microsoft.com/office/word/2018/wordml" xmlns:w16du="http://schemas.microsoft.com/office/word/2023/wordml/word16du" xmlns:w16sdtdh="http://schemas.microsoft.com/office/word/2020/wordml/sdtdatahash" xmlns:w16sdtfl="http://schemas.microsoft.com/office/word/2024/wordml/sdtformatlock" xmlns:w16se="http://schemas.microsoft.com/office/word/2015/wordml/symex" xmlns:wpg="http://schemas.microsoft.com/office/word/2010/wordprocessingGroup" xmlns:wpi="http://schemas.microsoft.com/office/word/2010/wordprocessingInk" xmlns:wne="http://schemas.microsoft.com/office/word/2006/wordml" xmlns:wps="http://schemas.microsoft.com/office/word/2010/wordprocessingShape" mc:Ignorable="w14 w15 w16se w16cid w16 w16cex w16sdtdh w16sdtfl w16du wp14">
   <w:abstractNum w:abstractNumId="0" w15:restartNumberingAfterBreak="0">
+    <w:nsid w:val="00444C4D"/>
+    <w:multiLevelType w:val="hybridMultilevel"/>
+    <w:tmpl w:val="CD500166"/>
+    <w:lvl w:ilvl="0" w:tplc="0409000F">
+      <w:start w:val="1"/>
+      <w:numFmt w:val="decimal"/>
+      <w:lvlText w:val="%1."/>
+      <w:lvlJc w:val="left"/>
+      <w:pPr>
+        <w:ind w:left="360" w:hanging="360"/>
+      </w:pPr>
+    </w:lvl>
+    <w:lvl w:ilvl="1" w:tplc="FFFFFFFF" w:tentative="1">
+      <w:start w:val="1"/>
+      <w:numFmt w:val="lowerLetter"/>
+      <w:lvlText w:val="%2."/>
+      <w:lvlJc w:val="left"/>
+      <w:pPr>
+        <w:ind w:left="1080" w:hanging="360"/>
+      </w:pPr>
+    </w:lvl>
+    <w:lvl w:ilvl="2" w:tplc="FFFFFFFF" w:tentative="1">
+      <w:start w:val="1"/>
+      <w:numFmt w:val="lowerRoman"/>
+      <w:lvlText w:val="%3."/>
+      <w:lvlJc w:val="right"/>
+      <w:pPr>
+        <w:ind w:left="1800" w:hanging="180"/>
+      </w:pPr>
+    </w:lvl>
+    <w:lvl w:ilvl="3" w:tplc="FFFFFFFF" w:tentative="1">
+      <w:start w:val="1"/>
+      <w:numFmt w:val="decimal"/>
+      <w:lvlText w:val="%4."/>
+      <w:lvlJc w:val="left"/>
+      <w:pPr>
+        <w:ind w:left="2520" w:hanging="360"/>
+      </w:pPr>
+    </w:lvl>
+    <w:lvl w:ilvl="4" w:tplc="FFFFFFFF" w:tentative="1">
+      <w:start w:val="1"/>
+      <w:numFmt w:val="lowerLetter"/>
+      <w:lvlText w:val="%5."/>
+      <w:lvlJc w:val="left"/>
+      <w:pPr>
+        <w:ind w:left="3240" w:hanging="360"/>
+      </w:pPr>
+    </w:lvl>
+    <w:lvl w:ilvl="5" w:tplc="FFFFFFFF" w:tentative="1">
+      <w:start w:val="1"/>
+      <w:numFmt w:val="lowerRoman"/>
+      <w:lvlText w:val="%6."/>
+      <w:lvlJc w:val="right"/>
+      <w:pPr>
+        <w:ind w:left="3960" w:hanging="180"/>
+      </w:pPr>
+    </w:lvl>
+    <w:lvl w:ilvl="6" w:tplc="FFFFFFFF" w:tentative="1">
+      <w:start w:val="1"/>
+      <w:numFmt w:val="decimal"/>
+      <w:lvlText w:val="%7."/>
+      <w:lvlJc w:val="left"/>
+      <w:pPr>
+        <w:ind w:left="4680" w:hanging="360"/>
+      </w:pPr>
+    </w:lvl>
+    <w:lvl w:ilvl="7" w:tplc="FFFFFFFF" w:tentative="1">
+      <w:start w:val="1"/>
+      <w:numFmt w:val="lowerLetter"/>
+      <w:lvlText w:val="%8."/>
+      <w:lvlJc w:val="left"/>
+      <w:pPr>
+        <w:ind w:left="5400" w:hanging="360"/>
+      </w:pPr>
+    </w:lvl>
+    <w:lvl w:ilvl="8" w:tplc="FFFFFFFF" w:tentative="1">
+      <w:start w:val="1"/>
+      <w:numFmt w:val="lowerRoman"/>
+      <w:lvlText w:val="%9."/>
+      <w:lvlJc w:val="right"/>
+      <w:pPr>
+        <w:ind w:left="6120" w:hanging="180"/>
+      </w:pPr>
+    </w:lvl>
+  </w:abstractNum>
+  <w:abstractNum w:abstractNumId="1" w15:restartNumberingAfterBreak="0">
     <w:nsid w:val="00B25F48"/>
     <w:multiLevelType w:val="hybridMultilevel"/>
     <w:tmpl w:val="2B54C2E8"/>
@@ -3474,7 +3871,7 @@
       </w:pPr>
     </w:lvl>
   </w:abstractNum>
-  <w:abstractNum w:abstractNumId="1" w15:restartNumberingAfterBreak="0">
+  <w:abstractNum w:abstractNumId="2" w15:restartNumberingAfterBreak="0">
     <w:nsid w:val="088B661F"/>
     <w:multiLevelType w:val="hybridMultilevel"/>
     <w:tmpl w:val="E052250C"/>
@@ -3560,7 +3957,7 @@
       </w:pPr>
     </w:lvl>
   </w:abstractNum>
-  <w:abstractNum w:abstractNumId="2" w15:restartNumberingAfterBreak="0">
+  <w:abstractNum w:abstractNumId="3" w15:restartNumberingAfterBreak="0">
     <w:nsid w:val="08BF3CD7"/>
     <w:multiLevelType w:val="multilevel"/>
     <w:tmpl w:val="6510A25A"/>
@@ -3674,7 +4071,7 @@
       </w:pPr>
     </w:lvl>
   </w:abstractNum>
-  <w:abstractNum w:abstractNumId="3" w15:restartNumberingAfterBreak="0">
+  <w:abstractNum w:abstractNumId="4" w15:restartNumberingAfterBreak="0">
     <w:nsid w:val="095F29AA"/>
     <w:multiLevelType w:val="hybridMultilevel"/>
     <w:tmpl w:val="2098DD7E"/>
@@ -3760,7 +4157,93 @@
       </w:pPr>
     </w:lvl>
   </w:abstractNum>
-  <w:abstractNum w:abstractNumId="4" w15:restartNumberingAfterBreak="0">
+  <w:abstractNum w:abstractNumId="5" w15:restartNumberingAfterBreak="0">
+    <w:nsid w:val="0A20117E"/>
+    <w:multiLevelType w:val="hybridMultilevel"/>
+    <w:tmpl w:val="2D22BC84"/>
+    <w:lvl w:ilvl="0" w:tplc="0409000F">
+      <w:start w:val="1"/>
+      <w:numFmt w:val="decimal"/>
+      <w:lvlText w:val="%1."/>
+      <w:lvlJc w:val="left"/>
+      <w:pPr>
+        <w:ind w:left="360" w:hanging="360"/>
+      </w:pPr>
+    </w:lvl>
+    <w:lvl w:ilvl="1" w:tplc="FFFFFFFF" w:tentative="1">
+      <w:start w:val="1"/>
+      <w:numFmt w:val="lowerLetter"/>
+      <w:lvlText w:val="%2."/>
+      <w:lvlJc w:val="left"/>
+      <w:pPr>
+        <w:ind w:left="1080" w:hanging="360"/>
+      </w:pPr>
+    </w:lvl>
+    <w:lvl w:ilvl="2" w:tplc="FFFFFFFF" w:tentative="1">
+      <w:start w:val="1"/>
+      <w:numFmt w:val="lowerRoman"/>
+      <w:lvlText w:val="%3."/>
+      <w:lvlJc w:val="right"/>
+      <w:pPr>
+        <w:ind w:left="1800" w:hanging="180"/>
+      </w:pPr>
+    </w:lvl>
+    <w:lvl w:ilvl="3" w:tplc="FFFFFFFF" w:tentative="1">
+      <w:start w:val="1"/>
+      <w:numFmt w:val="decimal"/>
+      <w:lvlText w:val="%4."/>
+      <w:lvlJc w:val="left"/>
+      <w:pPr>
+        <w:ind w:left="2520" w:hanging="360"/>
+      </w:pPr>
+    </w:lvl>
+    <w:lvl w:ilvl="4" w:tplc="FFFFFFFF" w:tentative="1">
+      <w:start w:val="1"/>
+      <w:numFmt w:val="lowerLetter"/>
+      <w:lvlText w:val="%5."/>
+      <w:lvlJc w:val="left"/>
+      <w:pPr>
+        <w:ind w:left="3240" w:hanging="360"/>
+      </w:pPr>
+    </w:lvl>
+    <w:lvl w:ilvl="5" w:tplc="FFFFFFFF" w:tentative="1">
+      <w:start w:val="1"/>
+      <w:numFmt w:val="lowerRoman"/>
+      <w:lvlText w:val="%6."/>
+      <w:lvlJc w:val="right"/>
+      <w:pPr>
+        <w:ind w:left="3960" w:hanging="180"/>
+      </w:pPr>
+    </w:lvl>
+    <w:lvl w:ilvl="6" w:tplc="FFFFFFFF" w:tentative="1">
+      <w:start w:val="1"/>
+      <w:numFmt w:val="decimal"/>
+      <w:lvlText w:val="%7."/>
+      <w:lvlJc w:val="left"/>
+      <w:pPr>
+        <w:ind w:left="4680" w:hanging="360"/>
+      </w:pPr>
+    </w:lvl>
+    <w:lvl w:ilvl="7" w:tplc="FFFFFFFF" w:tentative="1">
+      <w:start w:val="1"/>
+      <w:numFmt w:val="lowerLetter"/>
+      <w:lvlText w:val="%8."/>
+      <w:lvlJc w:val="left"/>
+      <w:pPr>
+        <w:ind w:left="5400" w:hanging="360"/>
+      </w:pPr>
+    </w:lvl>
+    <w:lvl w:ilvl="8" w:tplc="FFFFFFFF" w:tentative="1">
+      <w:start w:val="1"/>
+      <w:numFmt w:val="lowerRoman"/>
+      <w:lvlText w:val="%9."/>
+      <w:lvlJc w:val="right"/>
+      <w:pPr>
+        <w:ind w:left="6120" w:hanging="180"/>
+      </w:pPr>
+    </w:lvl>
+  </w:abstractNum>
+  <w:abstractNum w:abstractNumId="6" w15:restartNumberingAfterBreak="0">
     <w:nsid w:val="0F210AE6"/>
     <w:multiLevelType w:val="multilevel"/>
     <w:tmpl w:val="9E047B34"/>
@@ -3873,7 +4356,93 @@
       </w:pPr>
     </w:lvl>
   </w:abstractNum>
-  <w:abstractNum w:abstractNumId="5" w15:restartNumberingAfterBreak="0">
+  <w:abstractNum w:abstractNumId="7" w15:restartNumberingAfterBreak="0">
+    <w:nsid w:val="0F4169CD"/>
+    <w:multiLevelType w:val="hybridMultilevel"/>
+    <w:tmpl w:val="046E3E4E"/>
+    <w:lvl w:ilvl="0" w:tplc="04090019">
+      <w:start w:val="1"/>
+      <w:numFmt w:val="lowerLetter"/>
+      <w:lvlText w:val="%1."/>
+      <w:lvlJc w:val="left"/>
+      <w:pPr>
+        <w:ind w:left="720" w:hanging="360"/>
+      </w:pPr>
+    </w:lvl>
+    <w:lvl w:ilvl="1" w:tplc="FFFFFFFF" w:tentative="1">
+      <w:start w:val="1"/>
+      <w:numFmt w:val="lowerLetter"/>
+      <w:lvlText w:val="%2."/>
+      <w:lvlJc w:val="left"/>
+      <w:pPr>
+        <w:ind w:left="1440" w:hanging="360"/>
+      </w:pPr>
+    </w:lvl>
+    <w:lvl w:ilvl="2" w:tplc="FFFFFFFF" w:tentative="1">
+      <w:start w:val="1"/>
+      <w:numFmt w:val="lowerRoman"/>
+      <w:lvlText w:val="%3."/>
+      <w:lvlJc w:val="right"/>
+      <w:pPr>
+        <w:ind w:left="2160" w:hanging="180"/>
+      </w:pPr>
+    </w:lvl>
+    <w:lvl w:ilvl="3" w:tplc="FFFFFFFF" w:tentative="1">
+      <w:start w:val="1"/>
+      <w:numFmt w:val="decimal"/>
+      <w:lvlText w:val="%4."/>
+      <w:lvlJc w:val="left"/>
+      <w:pPr>
+        <w:ind w:left="2880" w:hanging="360"/>
+      </w:pPr>
+    </w:lvl>
+    <w:lvl w:ilvl="4" w:tplc="FFFFFFFF" w:tentative="1">
+      <w:start w:val="1"/>
+      <w:numFmt w:val="lowerLetter"/>
+      <w:lvlText w:val="%5."/>
+      <w:lvlJc w:val="left"/>
+      <w:pPr>
+        <w:ind w:left="3600" w:hanging="360"/>
+      </w:pPr>
+    </w:lvl>
+    <w:lvl w:ilvl="5" w:tplc="FFFFFFFF" w:tentative="1">
+      <w:start w:val="1"/>
+      <w:numFmt w:val="lowerRoman"/>
+      <w:lvlText w:val="%6."/>
+      <w:lvlJc w:val="right"/>
+      <w:pPr>
+        <w:ind w:left="4320" w:hanging="180"/>
+      </w:pPr>
+    </w:lvl>
+    <w:lvl w:ilvl="6" w:tplc="FFFFFFFF" w:tentative="1">
+      <w:start w:val="1"/>
+      <w:numFmt w:val="decimal"/>
+      <w:lvlText w:val="%7."/>
+      <w:lvlJc w:val="left"/>
+      <w:pPr>
+        <w:ind w:left="5040" w:hanging="360"/>
+      </w:pPr>
+    </w:lvl>
+    <w:lvl w:ilvl="7" w:tplc="FFFFFFFF" w:tentative="1">
+      <w:start w:val="1"/>
+      <w:numFmt w:val="lowerLetter"/>
+      <w:lvlText w:val="%8."/>
+      <w:lvlJc w:val="left"/>
+      <w:pPr>
+        <w:ind w:left="5760" w:hanging="360"/>
+      </w:pPr>
+    </w:lvl>
+    <w:lvl w:ilvl="8" w:tplc="FFFFFFFF" w:tentative="1">
+      <w:start w:val="1"/>
+      <w:numFmt w:val="lowerRoman"/>
+      <w:lvlText w:val="%9."/>
+      <w:lvlJc w:val="right"/>
+      <w:pPr>
+        <w:ind w:left="6480" w:hanging="180"/>
+      </w:pPr>
+    </w:lvl>
+  </w:abstractNum>
+  <w:abstractNum w:abstractNumId="8" w15:restartNumberingAfterBreak="0">
     <w:nsid w:val="10901206"/>
     <w:multiLevelType w:val="hybridMultilevel"/>
     <w:tmpl w:val="2A2C2090"/>
@@ -3959,7 +4528,7 @@
       </w:pPr>
     </w:lvl>
   </w:abstractNum>
-  <w:abstractNum w:abstractNumId="6" w15:restartNumberingAfterBreak="0">
+  <w:abstractNum w:abstractNumId="9" w15:restartNumberingAfterBreak="0">
     <w:nsid w:val="14BD57AC"/>
     <w:multiLevelType w:val="hybridMultilevel"/>
     <w:tmpl w:val="710A0AF8"/>
@@ -4045,7 +4614,93 @@
       </w:pPr>
     </w:lvl>
   </w:abstractNum>
-  <w:abstractNum w:abstractNumId="7" w15:restartNumberingAfterBreak="0">
+  <w:abstractNum w:abstractNumId="10" w15:restartNumberingAfterBreak="0">
+    <w:nsid w:val="14BF06C3"/>
+    <w:multiLevelType w:val="hybridMultilevel"/>
+    <w:tmpl w:val="3BB4BBEE"/>
+    <w:lvl w:ilvl="0" w:tplc="0409000F">
+      <w:start w:val="1"/>
+      <w:numFmt w:val="decimal"/>
+      <w:lvlText w:val="%1."/>
+      <w:lvlJc w:val="left"/>
+      <w:pPr>
+        <w:ind w:left="1080" w:hanging="360"/>
+      </w:pPr>
+    </w:lvl>
+    <w:lvl w:ilvl="1" w:tplc="04090019" w:tentative="1">
+      <w:start w:val="1"/>
+      <w:numFmt w:val="lowerLetter"/>
+      <w:lvlText w:val="%2."/>
+      <w:lvlJc w:val="left"/>
+      <w:pPr>
+        <w:ind w:left="1800" w:hanging="360"/>
+      </w:pPr>
+    </w:lvl>
+    <w:lvl w:ilvl="2" w:tplc="0409001B" w:tentative="1">
+      <w:start w:val="1"/>
+      <w:numFmt w:val="lowerRoman"/>
+      <w:lvlText w:val="%3."/>
+      <w:lvlJc w:val="right"/>
+      <w:pPr>
+        <w:ind w:left="2520" w:hanging="180"/>
+      </w:pPr>
+    </w:lvl>
+    <w:lvl w:ilvl="3" w:tplc="0409000F" w:tentative="1">
+      <w:start w:val="1"/>
+      <w:numFmt w:val="decimal"/>
+      <w:lvlText w:val="%4."/>
+      <w:lvlJc w:val="left"/>
+      <w:pPr>
+        <w:ind w:left="3240" w:hanging="360"/>
+      </w:pPr>
+    </w:lvl>
+    <w:lvl w:ilvl="4" w:tplc="04090019" w:tentative="1">
+      <w:start w:val="1"/>
+      <w:numFmt w:val="lowerLetter"/>
+      <w:lvlText w:val="%5."/>
+      <w:lvlJc w:val="left"/>
+      <w:pPr>
+        <w:ind w:left="3960" w:hanging="360"/>
+      </w:pPr>
+    </w:lvl>
+    <w:lvl w:ilvl="5" w:tplc="0409001B" w:tentative="1">
+      <w:start w:val="1"/>
+      <w:numFmt w:val="lowerRoman"/>
+      <w:lvlText w:val="%6."/>
+      <w:lvlJc w:val="right"/>
+      <w:pPr>
+        <w:ind w:left="4680" w:hanging="180"/>
+      </w:pPr>
+    </w:lvl>
+    <w:lvl w:ilvl="6" w:tplc="0409000F" w:tentative="1">
+      <w:start w:val="1"/>
+      <w:numFmt w:val="decimal"/>
+      <w:lvlText w:val="%7."/>
+      <w:lvlJc w:val="left"/>
+      <w:pPr>
+        <w:ind w:left="5400" w:hanging="360"/>
+      </w:pPr>
+    </w:lvl>
+    <w:lvl w:ilvl="7" w:tplc="04090019" w:tentative="1">
+      <w:start w:val="1"/>
+      <w:numFmt w:val="lowerLetter"/>
+      <w:lvlText w:val="%8."/>
+      <w:lvlJc w:val="left"/>
+      <w:pPr>
+        <w:ind w:left="6120" w:hanging="360"/>
+      </w:pPr>
+    </w:lvl>
+    <w:lvl w:ilvl="8" w:tplc="0409001B" w:tentative="1">
+      <w:start w:val="1"/>
+      <w:numFmt w:val="lowerRoman"/>
+      <w:lvlText w:val="%9."/>
+      <w:lvlJc w:val="right"/>
+      <w:pPr>
+        <w:ind w:left="6840" w:hanging="180"/>
+      </w:pPr>
+    </w:lvl>
+  </w:abstractNum>
+  <w:abstractNum w:abstractNumId="11" w15:restartNumberingAfterBreak="0">
     <w:nsid w:val="1590586A"/>
     <w:multiLevelType w:val="hybridMultilevel"/>
     <w:tmpl w:val="21FC11AC"/>
@@ -4131,7 +4786,7 @@
       </w:pPr>
     </w:lvl>
   </w:abstractNum>
-  <w:abstractNum w:abstractNumId="8" w15:restartNumberingAfterBreak="0">
+  <w:abstractNum w:abstractNumId="12" w15:restartNumberingAfterBreak="0">
     <w:nsid w:val="16E158C7"/>
     <w:multiLevelType w:val="hybridMultilevel"/>
     <w:tmpl w:val="20A0F80C"/>
@@ -4217,7 +4872,7 @@
       </w:pPr>
     </w:lvl>
   </w:abstractNum>
-  <w:abstractNum w:abstractNumId="9" w15:restartNumberingAfterBreak="0">
+  <w:abstractNum w:abstractNumId="13" w15:restartNumberingAfterBreak="0">
     <w:nsid w:val="18A118E6"/>
     <w:multiLevelType w:val="hybridMultilevel"/>
     <w:tmpl w:val="E320DDAC"/>
@@ -4303,7 +4958,7 @@
       </w:pPr>
     </w:lvl>
   </w:abstractNum>
-  <w:abstractNum w:abstractNumId="10" w15:restartNumberingAfterBreak="0">
+  <w:abstractNum w:abstractNumId="14" w15:restartNumberingAfterBreak="0">
     <w:nsid w:val="1B2A4160"/>
     <w:multiLevelType w:val="hybridMultilevel"/>
     <w:tmpl w:val="2098DD7E"/>
@@ -4389,7 +5044,7 @@
       </w:pPr>
     </w:lvl>
   </w:abstractNum>
-  <w:abstractNum w:abstractNumId="11" w15:restartNumberingAfterBreak="0">
+  <w:abstractNum w:abstractNumId="15" w15:restartNumberingAfterBreak="0">
     <w:nsid w:val="1BBA76D7"/>
     <w:multiLevelType w:val="hybridMultilevel"/>
     <w:tmpl w:val="E09A0BDE"/>
@@ -4475,7 +5130,7 @@
       </w:pPr>
     </w:lvl>
   </w:abstractNum>
-  <w:abstractNum w:abstractNumId="12" w15:restartNumberingAfterBreak="0">
+  <w:abstractNum w:abstractNumId="16" w15:restartNumberingAfterBreak="0">
     <w:nsid w:val="1F912691"/>
     <w:multiLevelType w:val="hybridMultilevel"/>
     <w:tmpl w:val="A2E22FC4"/>
@@ -4561,7 +5216,7 @@
       </w:pPr>
     </w:lvl>
   </w:abstractNum>
-  <w:abstractNum w:abstractNumId="13" w15:restartNumberingAfterBreak="0">
+  <w:abstractNum w:abstractNumId="17" w15:restartNumberingAfterBreak="0">
     <w:nsid w:val="25375A60"/>
     <w:multiLevelType w:val="hybridMultilevel"/>
     <w:tmpl w:val="99DE658A"/>
@@ -4647,7 +5302,7 @@
       </w:pPr>
     </w:lvl>
   </w:abstractNum>
-  <w:abstractNum w:abstractNumId="14" w15:restartNumberingAfterBreak="0">
+  <w:abstractNum w:abstractNumId="18" w15:restartNumberingAfterBreak="0">
     <w:nsid w:val="269D02C0"/>
     <w:multiLevelType w:val="hybridMultilevel"/>
     <w:tmpl w:val="50648210"/>
@@ -4733,7 +5388,7 @@
       </w:pPr>
     </w:lvl>
   </w:abstractNum>
-  <w:abstractNum w:abstractNumId="15" w15:restartNumberingAfterBreak="0">
+  <w:abstractNum w:abstractNumId="19" w15:restartNumberingAfterBreak="0">
     <w:nsid w:val="2DC51621"/>
     <w:multiLevelType w:val="hybridMultilevel"/>
     <w:tmpl w:val="2EAE30C2"/>
@@ -4819,7 +5474,7 @@
       </w:pPr>
     </w:lvl>
   </w:abstractNum>
-  <w:abstractNum w:abstractNumId="16" w15:restartNumberingAfterBreak="0">
+  <w:abstractNum w:abstractNumId="20" w15:restartNumberingAfterBreak="0">
     <w:nsid w:val="2FDF4CD5"/>
     <w:multiLevelType w:val="multilevel"/>
     <w:tmpl w:val="894E080C"/>
@@ -4932,7 +5587,7 @@
       </w:pPr>
     </w:lvl>
   </w:abstractNum>
-  <w:abstractNum w:abstractNumId="17" w15:restartNumberingAfterBreak="0">
+  <w:abstractNum w:abstractNumId="21" w15:restartNumberingAfterBreak="0">
     <w:nsid w:val="35780C08"/>
     <w:multiLevelType w:val="multilevel"/>
     <w:tmpl w:val="80D4D3AA"/>
@@ -5045,7 +5700,7 @@
       </w:pPr>
     </w:lvl>
   </w:abstractNum>
-  <w:abstractNum w:abstractNumId="18" w15:restartNumberingAfterBreak="0">
+  <w:abstractNum w:abstractNumId="22" w15:restartNumberingAfterBreak="0">
     <w:nsid w:val="36522F26"/>
     <w:multiLevelType w:val="hybridMultilevel"/>
     <w:tmpl w:val="2A2C2090"/>
@@ -5131,7 +5786,7 @@
       </w:pPr>
     </w:lvl>
   </w:abstractNum>
-  <w:abstractNum w:abstractNumId="19" w15:restartNumberingAfterBreak="0">
+  <w:abstractNum w:abstractNumId="23" w15:restartNumberingAfterBreak="0">
     <w:nsid w:val="3CC92433"/>
     <w:multiLevelType w:val="multilevel"/>
     <w:tmpl w:val="CB38A24C"/>
@@ -5244,7 +5899,7 @@
       </w:pPr>
     </w:lvl>
   </w:abstractNum>
-  <w:abstractNum w:abstractNumId="20" w15:restartNumberingAfterBreak="0">
+  <w:abstractNum w:abstractNumId="24" w15:restartNumberingAfterBreak="0">
     <w:nsid w:val="3FF44266"/>
     <w:multiLevelType w:val="hybridMultilevel"/>
     <w:tmpl w:val="26725A92"/>
@@ -5330,7 +5985,7 @@
       </w:pPr>
     </w:lvl>
   </w:abstractNum>
-  <w:abstractNum w:abstractNumId="21" w15:restartNumberingAfterBreak="0">
+  <w:abstractNum w:abstractNumId="25" w15:restartNumberingAfterBreak="0">
     <w:nsid w:val="4BDB67DE"/>
     <w:multiLevelType w:val="hybridMultilevel"/>
     <w:tmpl w:val="2A2C2090"/>
@@ -5416,7 +6071,7 @@
       </w:pPr>
     </w:lvl>
   </w:abstractNum>
-  <w:abstractNum w:abstractNumId="22" w15:restartNumberingAfterBreak="0">
+  <w:abstractNum w:abstractNumId="26" w15:restartNumberingAfterBreak="0">
     <w:nsid w:val="4EB378A5"/>
     <w:multiLevelType w:val="hybridMultilevel"/>
     <w:tmpl w:val="44DC2DE0"/>
@@ -5502,7 +6157,7 @@
       </w:pPr>
     </w:lvl>
   </w:abstractNum>
-  <w:abstractNum w:abstractNumId="23" w15:restartNumberingAfterBreak="0">
+  <w:abstractNum w:abstractNumId="27" w15:restartNumberingAfterBreak="0">
     <w:nsid w:val="528D3D12"/>
     <w:multiLevelType w:val="multilevel"/>
     <w:tmpl w:val="C5060EBC"/>
@@ -5615,7 +6270,7 @@
       </w:pPr>
     </w:lvl>
   </w:abstractNum>
-  <w:abstractNum w:abstractNumId="24" w15:restartNumberingAfterBreak="0">
+  <w:abstractNum w:abstractNumId="28" w15:restartNumberingAfterBreak="0">
     <w:nsid w:val="55DA593A"/>
     <w:multiLevelType w:val="hybridMultilevel"/>
     <w:tmpl w:val="94DC36A0"/>
@@ -5701,7 +6356,7 @@
       </w:pPr>
     </w:lvl>
   </w:abstractNum>
-  <w:abstractNum w:abstractNumId="25" w15:restartNumberingAfterBreak="0">
+  <w:abstractNum w:abstractNumId="29" w15:restartNumberingAfterBreak="0">
     <w:nsid w:val="55DB7D16"/>
     <w:multiLevelType w:val="hybridMultilevel"/>
     <w:tmpl w:val="2098DD7E"/>
@@ -5787,7 +6442,179 @@
       </w:pPr>
     </w:lvl>
   </w:abstractNum>
-  <w:abstractNum w:abstractNumId="26" w15:restartNumberingAfterBreak="0">
+  <w:abstractNum w:abstractNumId="30" w15:restartNumberingAfterBreak="0">
+    <w:nsid w:val="560A07DA"/>
+    <w:multiLevelType w:val="hybridMultilevel"/>
+    <w:tmpl w:val="BD249140"/>
+    <w:lvl w:ilvl="0" w:tplc="04090019">
+      <w:start w:val="1"/>
+      <w:numFmt w:val="lowerLetter"/>
+      <w:lvlText w:val="%1."/>
+      <w:lvlJc w:val="left"/>
+      <w:pPr>
+        <w:ind w:left="720" w:hanging="360"/>
+      </w:pPr>
+    </w:lvl>
+    <w:lvl w:ilvl="1" w:tplc="FFFFFFFF" w:tentative="1">
+      <w:start w:val="1"/>
+      <w:numFmt w:val="lowerLetter"/>
+      <w:lvlText w:val="%2."/>
+      <w:lvlJc w:val="left"/>
+      <w:pPr>
+        <w:ind w:left="1440" w:hanging="360"/>
+      </w:pPr>
+    </w:lvl>
+    <w:lvl w:ilvl="2" w:tplc="FFFFFFFF" w:tentative="1">
+      <w:start w:val="1"/>
+      <w:numFmt w:val="lowerRoman"/>
+      <w:lvlText w:val="%3."/>
+      <w:lvlJc w:val="right"/>
+      <w:pPr>
+        <w:ind w:left="2160" w:hanging="180"/>
+      </w:pPr>
+    </w:lvl>
+    <w:lvl w:ilvl="3" w:tplc="FFFFFFFF" w:tentative="1">
+      <w:start w:val="1"/>
+      <w:numFmt w:val="decimal"/>
+      <w:lvlText w:val="%4."/>
+      <w:lvlJc w:val="left"/>
+      <w:pPr>
+        <w:ind w:left="2880" w:hanging="360"/>
+      </w:pPr>
+    </w:lvl>
+    <w:lvl w:ilvl="4" w:tplc="FFFFFFFF" w:tentative="1">
+      <w:start w:val="1"/>
+      <w:numFmt w:val="lowerLetter"/>
+      <w:lvlText w:val="%5."/>
+      <w:lvlJc w:val="left"/>
+      <w:pPr>
+        <w:ind w:left="3600" w:hanging="360"/>
+      </w:pPr>
+    </w:lvl>
+    <w:lvl w:ilvl="5" w:tplc="FFFFFFFF" w:tentative="1">
+      <w:start w:val="1"/>
+      <w:numFmt w:val="lowerRoman"/>
+      <w:lvlText w:val="%6."/>
+      <w:lvlJc w:val="right"/>
+      <w:pPr>
+        <w:ind w:left="4320" w:hanging="180"/>
+      </w:pPr>
+    </w:lvl>
+    <w:lvl w:ilvl="6" w:tplc="FFFFFFFF" w:tentative="1">
+      <w:start w:val="1"/>
+      <w:numFmt w:val="decimal"/>
+      <w:lvlText w:val="%7."/>
+      <w:lvlJc w:val="left"/>
+      <w:pPr>
+        <w:ind w:left="5040" w:hanging="360"/>
+      </w:pPr>
+    </w:lvl>
+    <w:lvl w:ilvl="7" w:tplc="FFFFFFFF" w:tentative="1">
+      <w:start w:val="1"/>
+      <w:numFmt w:val="lowerLetter"/>
+      <w:lvlText w:val="%8."/>
+      <w:lvlJc w:val="left"/>
+      <w:pPr>
+        <w:ind w:left="5760" w:hanging="360"/>
+      </w:pPr>
+    </w:lvl>
+    <w:lvl w:ilvl="8" w:tplc="FFFFFFFF" w:tentative="1">
+      <w:start w:val="1"/>
+      <w:numFmt w:val="lowerRoman"/>
+      <w:lvlText w:val="%9."/>
+      <w:lvlJc w:val="right"/>
+      <w:pPr>
+        <w:ind w:left="6480" w:hanging="180"/>
+      </w:pPr>
+    </w:lvl>
+  </w:abstractNum>
+  <w:abstractNum w:abstractNumId="31" w15:restartNumberingAfterBreak="0">
+    <w:nsid w:val="5B656E8D"/>
+    <w:multiLevelType w:val="hybridMultilevel"/>
+    <w:tmpl w:val="C952E99C"/>
+    <w:lvl w:ilvl="0" w:tplc="0409000F">
+      <w:start w:val="1"/>
+      <w:numFmt w:val="decimal"/>
+      <w:lvlText w:val="%1."/>
+      <w:lvlJc w:val="left"/>
+      <w:pPr>
+        <w:ind w:left="360" w:hanging="360"/>
+      </w:pPr>
+    </w:lvl>
+    <w:lvl w:ilvl="1" w:tplc="FFFFFFFF" w:tentative="1">
+      <w:start w:val="1"/>
+      <w:numFmt w:val="lowerLetter"/>
+      <w:lvlText w:val="%2."/>
+      <w:lvlJc w:val="left"/>
+      <w:pPr>
+        <w:ind w:left="1080" w:hanging="360"/>
+      </w:pPr>
+    </w:lvl>
+    <w:lvl w:ilvl="2" w:tplc="FFFFFFFF" w:tentative="1">
+      <w:start w:val="1"/>
+      <w:numFmt w:val="lowerRoman"/>
+      <w:lvlText w:val="%3."/>
+      <w:lvlJc w:val="right"/>
+      <w:pPr>
+        <w:ind w:left="1800" w:hanging="180"/>
+      </w:pPr>
+    </w:lvl>
+    <w:lvl w:ilvl="3" w:tplc="FFFFFFFF" w:tentative="1">
+      <w:start w:val="1"/>
+      <w:numFmt w:val="decimal"/>
+      <w:lvlText w:val="%4."/>
+      <w:lvlJc w:val="left"/>
+      <w:pPr>
+        <w:ind w:left="2520" w:hanging="360"/>
+      </w:pPr>
+    </w:lvl>
+    <w:lvl w:ilvl="4" w:tplc="FFFFFFFF" w:tentative="1">
+      <w:start w:val="1"/>
+      <w:numFmt w:val="lowerLetter"/>
+      <w:lvlText w:val="%5."/>
+      <w:lvlJc w:val="left"/>
+      <w:pPr>
+        <w:ind w:left="3240" w:hanging="360"/>
+      </w:pPr>
+    </w:lvl>
+    <w:lvl w:ilvl="5" w:tplc="FFFFFFFF" w:tentative="1">
+      <w:start w:val="1"/>
+      <w:numFmt w:val="lowerRoman"/>
+      <w:lvlText w:val="%6."/>
+      <w:lvlJc w:val="right"/>
+      <w:pPr>
+        <w:ind w:left="3960" w:hanging="180"/>
+      </w:pPr>
+    </w:lvl>
+    <w:lvl w:ilvl="6" w:tplc="FFFFFFFF" w:tentative="1">
+      <w:start w:val="1"/>
+      <w:numFmt w:val="decimal"/>
+      <w:lvlText w:val="%7."/>
+      <w:lvlJc w:val="left"/>
+      <w:pPr>
+        <w:ind w:left="4680" w:hanging="360"/>
+      </w:pPr>
+    </w:lvl>
+    <w:lvl w:ilvl="7" w:tplc="FFFFFFFF" w:tentative="1">
+      <w:start w:val="1"/>
+      <w:numFmt w:val="lowerLetter"/>
+      <w:lvlText w:val="%8."/>
+      <w:lvlJc w:val="left"/>
+      <w:pPr>
+        <w:ind w:left="5400" w:hanging="360"/>
+      </w:pPr>
+    </w:lvl>
+    <w:lvl w:ilvl="8" w:tplc="FFFFFFFF" w:tentative="1">
+      <w:start w:val="1"/>
+      <w:numFmt w:val="lowerRoman"/>
+      <w:lvlText w:val="%9."/>
+      <w:lvlJc w:val="right"/>
+      <w:pPr>
+        <w:ind w:left="6120" w:hanging="180"/>
+      </w:pPr>
+    </w:lvl>
+  </w:abstractNum>
+  <w:abstractNum w:abstractNumId="32" w15:restartNumberingAfterBreak="0">
     <w:nsid w:val="5EBE5BFB"/>
     <w:multiLevelType w:val="hybridMultilevel"/>
     <w:tmpl w:val="10C008AA"/>
@@ -5873,7 +6700,7 @@
       </w:pPr>
     </w:lvl>
   </w:abstractNum>
-  <w:abstractNum w:abstractNumId="27" w15:restartNumberingAfterBreak="0">
+  <w:abstractNum w:abstractNumId="33" w15:restartNumberingAfterBreak="0">
     <w:nsid w:val="5F840A12"/>
     <w:multiLevelType w:val="hybridMultilevel"/>
     <w:tmpl w:val="6012ED62"/>
@@ -5959,7 +6786,7 @@
       </w:pPr>
     </w:lvl>
   </w:abstractNum>
-  <w:abstractNum w:abstractNumId="28" w15:restartNumberingAfterBreak="0">
+  <w:abstractNum w:abstractNumId="34" w15:restartNumberingAfterBreak="0">
     <w:nsid w:val="5FC31253"/>
     <w:multiLevelType w:val="hybridMultilevel"/>
     <w:tmpl w:val="6B3E99F8"/>
@@ -6045,7 +6872,7 @@
       </w:pPr>
     </w:lvl>
   </w:abstractNum>
-  <w:abstractNum w:abstractNumId="29" w15:restartNumberingAfterBreak="0">
+  <w:abstractNum w:abstractNumId="35" w15:restartNumberingAfterBreak="0">
     <w:nsid w:val="6248333B"/>
     <w:multiLevelType w:val="hybridMultilevel"/>
     <w:tmpl w:val="2078F10A"/>
@@ -6131,7 +6958,93 @@
       </w:pPr>
     </w:lvl>
   </w:abstractNum>
-  <w:abstractNum w:abstractNumId="30" w15:restartNumberingAfterBreak="0">
+  <w:abstractNum w:abstractNumId="36" w15:restartNumberingAfterBreak="0">
+    <w:nsid w:val="62E37824"/>
+    <w:multiLevelType w:val="hybridMultilevel"/>
+    <w:tmpl w:val="9556AC2E"/>
+    <w:lvl w:ilvl="0" w:tplc="0409000F">
+      <w:start w:val="1"/>
+      <w:numFmt w:val="decimal"/>
+      <w:lvlText w:val="%1."/>
+      <w:lvlJc w:val="left"/>
+      <w:pPr>
+        <w:ind w:left="360" w:hanging="360"/>
+      </w:pPr>
+    </w:lvl>
+    <w:lvl w:ilvl="1" w:tplc="FFFFFFFF" w:tentative="1">
+      <w:start w:val="1"/>
+      <w:numFmt w:val="lowerLetter"/>
+      <w:lvlText w:val="%2."/>
+      <w:lvlJc w:val="left"/>
+      <w:pPr>
+        <w:ind w:left="1080" w:hanging="360"/>
+      </w:pPr>
+    </w:lvl>
+    <w:lvl w:ilvl="2" w:tplc="FFFFFFFF" w:tentative="1">
+      <w:start w:val="1"/>
+      <w:numFmt w:val="lowerRoman"/>
+      <w:lvlText w:val="%3."/>
+      <w:lvlJc w:val="right"/>
+      <w:pPr>
+        <w:ind w:left="1800" w:hanging="180"/>
+      </w:pPr>
+    </w:lvl>
+    <w:lvl w:ilvl="3" w:tplc="FFFFFFFF" w:tentative="1">
+      <w:start w:val="1"/>
+      <w:numFmt w:val="decimal"/>
+      <w:lvlText w:val="%4."/>
+      <w:lvlJc w:val="left"/>
+      <w:pPr>
+        <w:ind w:left="2520" w:hanging="360"/>
+      </w:pPr>
+    </w:lvl>
+    <w:lvl w:ilvl="4" w:tplc="FFFFFFFF" w:tentative="1">
+      <w:start w:val="1"/>
+      <w:numFmt w:val="lowerLetter"/>
+      <w:lvlText w:val="%5."/>
+      <w:lvlJc w:val="left"/>
+      <w:pPr>
+        <w:ind w:left="3240" w:hanging="360"/>
+      </w:pPr>
+    </w:lvl>
+    <w:lvl w:ilvl="5" w:tplc="FFFFFFFF" w:tentative="1">
+      <w:start w:val="1"/>
+      <w:numFmt w:val="lowerRoman"/>
+      <w:lvlText w:val="%6."/>
+      <w:lvlJc w:val="right"/>
+      <w:pPr>
+        <w:ind w:left="3960" w:hanging="180"/>
+      </w:pPr>
+    </w:lvl>
+    <w:lvl w:ilvl="6" w:tplc="FFFFFFFF" w:tentative="1">
+      <w:start w:val="1"/>
+      <w:numFmt w:val="decimal"/>
+      <w:lvlText w:val="%7."/>
+      <w:lvlJc w:val="left"/>
+      <w:pPr>
+        <w:ind w:left="4680" w:hanging="360"/>
+      </w:pPr>
+    </w:lvl>
+    <w:lvl w:ilvl="7" w:tplc="FFFFFFFF" w:tentative="1">
+      <w:start w:val="1"/>
+      <w:numFmt w:val="lowerLetter"/>
+      <w:lvlText w:val="%8."/>
+      <w:lvlJc w:val="left"/>
+      <w:pPr>
+        <w:ind w:left="5400" w:hanging="360"/>
+      </w:pPr>
+    </w:lvl>
+    <w:lvl w:ilvl="8" w:tplc="FFFFFFFF" w:tentative="1">
+      <w:start w:val="1"/>
+      <w:numFmt w:val="lowerRoman"/>
+      <w:lvlText w:val="%9."/>
+      <w:lvlJc w:val="right"/>
+      <w:pPr>
+        <w:ind w:left="6120" w:hanging="180"/>
+      </w:pPr>
+    </w:lvl>
+  </w:abstractNum>
+  <w:abstractNum w:abstractNumId="37" w15:restartNumberingAfterBreak="0">
     <w:nsid w:val="65037DC7"/>
     <w:multiLevelType w:val="hybridMultilevel"/>
     <w:tmpl w:val="2A82459C"/>
@@ -6217,7 +7130,7 @@
       </w:pPr>
     </w:lvl>
   </w:abstractNum>
-  <w:abstractNum w:abstractNumId="31" w15:restartNumberingAfterBreak="0">
+  <w:abstractNum w:abstractNumId="38" w15:restartNumberingAfterBreak="0">
     <w:nsid w:val="6598345B"/>
     <w:multiLevelType w:val="hybridMultilevel"/>
     <w:tmpl w:val="6DE8E946"/>
@@ -6303,7 +7216,7 @@
       </w:pPr>
     </w:lvl>
   </w:abstractNum>
-  <w:abstractNum w:abstractNumId="32" w15:restartNumberingAfterBreak="0">
+  <w:abstractNum w:abstractNumId="39" w15:restartNumberingAfterBreak="0">
     <w:nsid w:val="689F6227"/>
     <w:multiLevelType w:val="hybridMultilevel"/>
     <w:tmpl w:val="97B0DAB0"/>
@@ -6389,7 +7302,7 @@
       </w:pPr>
     </w:lvl>
   </w:abstractNum>
-  <w:abstractNum w:abstractNumId="33" w15:restartNumberingAfterBreak="0">
+  <w:abstractNum w:abstractNumId="40" w15:restartNumberingAfterBreak="0">
     <w:nsid w:val="6BD80CDB"/>
     <w:multiLevelType w:val="hybridMultilevel"/>
     <w:tmpl w:val="AFB08C30"/>
@@ -6475,7 +7388,7 @@
       </w:pPr>
     </w:lvl>
   </w:abstractNum>
-  <w:abstractNum w:abstractNumId="34" w15:restartNumberingAfterBreak="0">
+  <w:abstractNum w:abstractNumId="41" w15:restartNumberingAfterBreak="0">
     <w:nsid w:val="6FC76804"/>
     <w:multiLevelType w:val="hybridMultilevel"/>
     <w:tmpl w:val="3794A1BE"/>
@@ -6561,7 +7474,93 @@
       </w:pPr>
     </w:lvl>
   </w:abstractNum>
-  <w:abstractNum w:abstractNumId="35" w15:restartNumberingAfterBreak="0">
+  <w:abstractNum w:abstractNumId="42" w15:restartNumberingAfterBreak="0">
+    <w:nsid w:val="722E1A94"/>
+    <w:multiLevelType w:val="hybridMultilevel"/>
+    <w:tmpl w:val="D52CB86E"/>
+    <w:lvl w:ilvl="0" w:tplc="0409000F">
+      <w:start w:val="1"/>
+      <w:numFmt w:val="decimal"/>
+      <w:lvlText w:val="%1."/>
+      <w:lvlJc w:val="left"/>
+      <w:pPr>
+        <w:ind w:left="360" w:hanging="360"/>
+      </w:pPr>
+    </w:lvl>
+    <w:lvl w:ilvl="1" w:tplc="FFFFFFFF" w:tentative="1">
+      <w:start w:val="1"/>
+      <w:numFmt w:val="lowerLetter"/>
+      <w:lvlText w:val="%2."/>
+      <w:lvlJc w:val="left"/>
+      <w:pPr>
+        <w:ind w:left="1080" w:hanging="360"/>
+      </w:pPr>
+    </w:lvl>
+    <w:lvl w:ilvl="2" w:tplc="FFFFFFFF" w:tentative="1">
+      <w:start w:val="1"/>
+      <w:numFmt w:val="lowerRoman"/>
+      <w:lvlText w:val="%3."/>
+      <w:lvlJc w:val="right"/>
+      <w:pPr>
+        <w:ind w:left="1800" w:hanging="180"/>
+      </w:pPr>
+    </w:lvl>
+    <w:lvl w:ilvl="3" w:tplc="FFFFFFFF" w:tentative="1">
+      <w:start w:val="1"/>
+      <w:numFmt w:val="decimal"/>
+      <w:lvlText w:val="%4."/>
+      <w:lvlJc w:val="left"/>
+      <w:pPr>
+        <w:ind w:left="2520" w:hanging="360"/>
+      </w:pPr>
+    </w:lvl>
+    <w:lvl w:ilvl="4" w:tplc="FFFFFFFF" w:tentative="1">
+      <w:start w:val="1"/>
+      <w:numFmt w:val="lowerLetter"/>
+      <w:lvlText w:val="%5."/>
+      <w:lvlJc w:val="left"/>
+      <w:pPr>
+        <w:ind w:left="3240" w:hanging="360"/>
+      </w:pPr>
+    </w:lvl>
+    <w:lvl w:ilvl="5" w:tplc="FFFFFFFF" w:tentative="1">
+      <w:start w:val="1"/>
+      <w:numFmt w:val="lowerRoman"/>
+      <w:lvlText w:val="%6."/>
+      <w:lvlJc w:val="right"/>
+      <w:pPr>
+        <w:ind w:left="3960" w:hanging="180"/>
+      </w:pPr>
+    </w:lvl>
+    <w:lvl w:ilvl="6" w:tplc="FFFFFFFF" w:tentative="1">
+      <w:start w:val="1"/>
+      <w:numFmt w:val="decimal"/>
+      <w:lvlText w:val="%7."/>
+      <w:lvlJc w:val="left"/>
+      <w:pPr>
+        <w:ind w:left="4680" w:hanging="360"/>
+      </w:pPr>
+    </w:lvl>
+    <w:lvl w:ilvl="7" w:tplc="FFFFFFFF" w:tentative="1">
+      <w:start w:val="1"/>
+      <w:numFmt w:val="lowerLetter"/>
+      <w:lvlText w:val="%8."/>
+      <w:lvlJc w:val="left"/>
+      <w:pPr>
+        <w:ind w:left="5400" w:hanging="360"/>
+      </w:pPr>
+    </w:lvl>
+    <w:lvl w:ilvl="8" w:tplc="FFFFFFFF" w:tentative="1">
+      <w:start w:val="1"/>
+      <w:numFmt w:val="lowerRoman"/>
+      <w:lvlText w:val="%9."/>
+      <w:lvlJc w:val="right"/>
+      <w:pPr>
+        <w:ind w:left="6120" w:hanging="180"/>
+      </w:pPr>
+    </w:lvl>
+  </w:abstractNum>
+  <w:abstractNum w:abstractNumId="43" w15:restartNumberingAfterBreak="0">
     <w:nsid w:val="728A7100"/>
     <w:multiLevelType w:val="hybridMultilevel"/>
     <w:tmpl w:val="ABAE9C42"/>
@@ -6647,7 +7646,7 @@
       </w:pPr>
     </w:lvl>
   </w:abstractNum>
-  <w:abstractNum w:abstractNumId="36" w15:restartNumberingAfterBreak="0">
+  <w:abstractNum w:abstractNumId="44" w15:restartNumberingAfterBreak="0">
     <w:nsid w:val="78E5453F"/>
     <w:multiLevelType w:val="hybridMultilevel"/>
     <w:tmpl w:val="A8FE8DB2"/>
@@ -6733,7 +7732,7 @@
       </w:pPr>
     </w:lvl>
   </w:abstractNum>
-  <w:abstractNum w:abstractNumId="37" w15:restartNumberingAfterBreak="0">
+  <w:abstractNum w:abstractNumId="45" w15:restartNumberingAfterBreak="0">
     <w:nsid w:val="7BBD6712"/>
     <w:multiLevelType w:val="hybridMultilevel"/>
     <w:tmpl w:val="B1743B32"/>
@@ -6819,7 +7818,7 @@
       </w:pPr>
     </w:lvl>
   </w:abstractNum>
-  <w:abstractNum w:abstractNumId="38" w15:restartNumberingAfterBreak="0">
+  <w:abstractNum w:abstractNumId="46" w15:restartNumberingAfterBreak="0">
     <w:nsid w:val="7DCC564F"/>
     <w:multiLevelType w:val="hybridMultilevel"/>
     <w:tmpl w:val="50BCBB70"/>
@@ -6910,121 +7909,145 @@
     </w:lvl>
   </w:abstractNum>
   <w:num w:numId="1" w16cid:durableId="1631938193">
+    <w:abstractNumId w:val="46"/>
+  </w:num>
+  <w:num w:numId="2" w16cid:durableId="241836934">
+    <w:abstractNumId w:val="6"/>
+  </w:num>
+  <w:num w:numId="3" w16cid:durableId="1235580186">
+    <w:abstractNumId w:val="26"/>
+  </w:num>
+  <w:num w:numId="4" w16cid:durableId="1713650866">
+    <w:abstractNumId w:val="23"/>
+  </w:num>
+  <w:num w:numId="5" w16cid:durableId="70736569">
+    <w:abstractNumId w:val="27"/>
+  </w:num>
+  <w:num w:numId="6" w16cid:durableId="1988120913">
+    <w:abstractNumId w:val="3"/>
+  </w:num>
+  <w:num w:numId="7" w16cid:durableId="279070369">
+    <w:abstractNumId w:val="29"/>
+  </w:num>
+  <w:num w:numId="8" w16cid:durableId="1242523220">
+    <w:abstractNumId w:val="43"/>
+  </w:num>
+  <w:num w:numId="9" w16cid:durableId="236407072">
+    <w:abstractNumId w:val="12"/>
+  </w:num>
+  <w:num w:numId="10" w16cid:durableId="1103308397">
+    <w:abstractNumId w:val="28"/>
+  </w:num>
+  <w:num w:numId="11" w16cid:durableId="1884051347">
+    <w:abstractNumId w:val="37"/>
+  </w:num>
+  <w:num w:numId="12" w16cid:durableId="55787927">
+    <w:abstractNumId w:val="8"/>
+  </w:num>
+  <w:num w:numId="13" w16cid:durableId="1660377327">
+    <w:abstractNumId w:val="11"/>
+  </w:num>
+  <w:num w:numId="14" w16cid:durableId="1096511688">
+    <w:abstractNumId w:val="39"/>
+  </w:num>
+  <w:num w:numId="15" w16cid:durableId="1797333078">
+    <w:abstractNumId w:val="24"/>
+  </w:num>
+  <w:num w:numId="16" w16cid:durableId="1431242914">
     <w:abstractNumId w:val="38"/>
   </w:num>
-  <w:num w:numId="2" w16cid:durableId="241836934">
+  <w:num w:numId="17" w16cid:durableId="1195188311">
+    <w:abstractNumId w:val="41"/>
+  </w:num>
+  <w:num w:numId="18" w16cid:durableId="915628325">
+    <w:abstractNumId w:val="17"/>
+  </w:num>
+  <w:num w:numId="19" w16cid:durableId="2024817035">
+    <w:abstractNumId w:val="33"/>
+  </w:num>
+  <w:num w:numId="20" w16cid:durableId="1501460243">
+    <w:abstractNumId w:val="44"/>
+  </w:num>
+  <w:num w:numId="21" w16cid:durableId="1580091040">
+    <w:abstractNumId w:val="13"/>
+  </w:num>
+  <w:num w:numId="22" w16cid:durableId="1893301185">
+    <w:abstractNumId w:val="32"/>
+  </w:num>
+  <w:num w:numId="23" w16cid:durableId="1262177319">
+    <w:abstractNumId w:val="19"/>
+  </w:num>
+  <w:num w:numId="24" w16cid:durableId="1234512120">
+    <w:abstractNumId w:val="34"/>
+  </w:num>
+  <w:num w:numId="25" w16cid:durableId="1422556741">
+    <w:abstractNumId w:val="1"/>
+  </w:num>
+  <w:num w:numId="26" w16cid:durableId="1327321928">
+    <w:abstractNumId w:val="14"/>
+  </w:num>
+  <w:num w:numId="27" w16cid:durableId="400250589">
     <w:abstractNumId w:val="4"/>
   </w:num>
-  <w:num w:numId="3" w16cid:durableId="1235580186">
+  <w:num w:numId="28" w16cid:durableId="702946505">
+    <w:abstractNumId w:val="9"/>
+  </w:num>
+  <w:num w:numId="29" w16cid:durableId="279412295">
     <w:abstractNumId w:val="22"/>
   </w:num>
-  <w:num w:numId="4" w16cid:durableId="1713650866">
-    <w:abstractNumId w:val="19"/>
-  </w:num>
-  <w:num w:numId="5" w16cid:durableId="70736569">
-    <w:abstractNumId w:val="23"/>
-  </w:num>
-  <w:num w:numId="6" w16cid:durableId="1988120913">
+  <w:num w:numId="30" w16cid:durableId="1471828263">
     <w:abstractNumId w:val="2"/>
   </w:num>
-  <w:num w:numId="7" w16cid:durableId="279070369">
+  <w:num w:numId="31" w16cid:durableId="1199665089">
+    <w:abstractNumId w:val="45"/>
+  </w:num>
+  <w:num w:numId="32" w16cid:durableId="115101494">
+    <w:abstractNumId w:val="20"/>
+  </w:num>
+  <w:num w:numId="33" w16cid:durableId="451019656">
+    <w:abstractNumId w:val="15"/>
+  </w:num>
+  <w:num w:numId="34" w16cid:durableId="1290939594">
+    <w:abstractNumId w:val="21"/>
+  </w:num>
+  <w:num w:numId="35" w16cid:durableId="2040088426">
+    <w:abstractNumId w:val="35"/>
+  </w:num>
+  <w:num w:numId="36" w16cid:durableId="1807704000">
+    <w:abstractNumId w:val="18"/>
+  </w:num>
+  <w:num w:numId="37" w16cid:durableId="613438450">
+    <w:abstractNumId w:val="16"/>
+  </w:num>
+  <w:num w:numId="38" w16cid:durableId="1961834131">
     <w:abstractNumId w:val="25"/>
   </w:num>
-  <w:num w:numId="8" w16cid:durableId="1242523220">
-    <w:abstractNumId w:val="35"/>
+  <w:num w:numId="39" w16cid:durableId="1488475561">
+    <w:abstractNumId w:val="40"/>
   </w:num>
-  <w:num w:numId="9" w16cid:durableId="236407072">
-    <w:abstractNumId w:val="8"/>
+  <w:num w:numId="40" w16cid:durableId="186717478">
+    <w:abstractNumId w:val="10"/>
   </w:num>
-  <w:num w:numId="10" w16cid:durableId="1103308397">
-    <w:abstractNumId w:val="24"/>
-  </w:num>
-  <w:num w:numId="11" w16cid:durableId="1884051347">
+  <w:num w:numId="41" w16cid:durableId="1617057606">
     <w:abstractNumId w:val="30"/>
   </w:num>
-  <w:num w:numId="12" w16cid:durableId="55787927">
+  <w:num w:numId="42" w16cid:durableId="1010067255">
+    <w:abstractNumId w:val="7"/>
+  </w:num>
+  <w:num w:numId="43" w16cid:durableId="1199855475">
     <w:abstractNumId w:val="5"/>
   </w:num>
-  <w:num w:numId="13" w16cid:durableId="1660377327">
-    <w:abstractNumId w:val="7"/>
+  <w:num w:numId="44" w16cid:durableId="1593583150">
+    <w:abstractNumId w:val="0"/>
   </w:num>
-  <w:num w:numId="14" w16cid:durableId="1096511688">
-    <w:abstractNumId w:val="32"/>
-  </w:num>
-  <w:num w:numId="15" w16cid:durableId="1797333078">
-    <w:abstractNumId w:val="20"/>
-  </w:num>
-  <w:num w:numId="16" w16cid:durableId="1431242914">
+  <w:num w:numId="45" w16cid:durableId="1883906932">
     <w:abstractNumId w:val="31"/>
   </w:num>
-  <w:num w:numId="17" w16cid:durableId="1195188311">
-    <w:abstractNumId w:val="34"/>
+  <w:num w:numId="46" w16cid:durableId="1518957414">
+    <w:abstractNumId w:val="42"/>
   </w:num>
-  <w:num w:numId="18" w16cid:durableId="915628325">
-    <w:abstractNumId w:val="13"/>
-  </w:num>
-  <w:num w:numId="19" w16cid:durableId="2024817035">
-    <w:abstractNumId w:val="27"/>
-  </w:num>
-  <w:num w:numId="20" w16cid:durableId="1501460243">
+  <w:num w:numId="47" w16cid:durableId="1410151352">
     <w:abstractNumId w:val="36"/>
-  </w:num>
-  <w:num w:numId="21" w16cid:durableId="1580091040">
-    <w:abstractNumId w:val="9"/>
-  </w:num>
-  <w:num w:numId="22" w16cid:durableId="1893301185">
-    <w:abstractNumId w:val="26"/>
-  </w:num>
-  <w:num w:numId="23" w16cid:durableId="1262177319">
-    <w:abstractNumId w:val="15"/>
-  </w:num>
-  <w:num w:numId="24" w16cid:durableId="1234512120">
-    <w:abstractNumId w:val="28"/>
-  </w:num>
-  <w:num w:numId="25" w16cid:durableId="1422556741">
-    <w:abstractNumId w:val="0"/>
-  </w:num>
-  <w:num w:numId="26" w16cid:durableId="1327321928">
-    <w:abstractNumId w:val="10"/>
-  </w:num>
-  <w:num w:numId="27" w16cid:durableId="400250589">
-    <w:abstractNumId w:val="3"/>
-  </w:num>
-  <w:num w:numId="28" w16cid:durableId="702946505">
-    <w:abstractNumId w:val="6"/>
-  </w:num>
-  <w:num w:numId="29" w16cid:durableId="279412295">
-    <w:abstractNumId w:val="18"/>
-  </w:num>
-  <w:num w:numId="30" w16cid:durableId="1471828263">
-    <w:abstractNumId w:val="1"/>
-  </w:num>
-  <w:num w:numId="31" w16cid:durableId="1199665089">
-    <w:abstractNumId w:val="37"/>
-  </w:num>
-  <w:num w:numId="32" w16cid:durableId="115101494">
-    <w:abstractNumId w:val="16"/>
-  </w:num>
-  <w:num w:numId="33" w16cid:durableId="451019656">
-    <w:abstractNumId w:val="11"/>
-  </w:num>
-  <w:num w:numId="34" w16cid:durableId="1290939594">
-    <w:abstractNumId w:val="17"/>
-  </w:num>
-  <w:num w:numId="35" w16cid:durableId="2040088426">
-    <w:abstractNumId w:val="29"/>
-  </w:num>
-  <w:num w:numId="36" w16cid:durableId="1807704000">
-    <w:abstractNumId w:val="14"/>
-  </w:num>
-  <w:num w:numId="37" w16cid:durableId="613438450">
-    <w:abstractNumId w:val="12"/>
-  </w:num>
-  <w:num w:numId="38" w16cid:durableId="1961834131">
-    <w:abstractNumId w:val="21"/>
-  </w:num>
-  <w:num w:numId="39" w16cid:durableId="1488475561">
-    <w:abstractNumId w:val="33"/>
   </w:num>
 </w:numbering>
 </file>
@@ -8082,6 +9105,20 @@
       <w:szCs w:val="24"/>
     </w:rPr>
   </w:style>
+  <w:style w:type="paragraph" w:customStyle="1" w:styleId="pdq2pgselectionanchorcontainer">
+    <w:name w:val="pdq2pg_selectionanchorcontainer"/>
+    <w:basedOn w:val="Normal"/>
+    <w:rsid w:val="00A95380"/>
+    <w:pPr>
+      <w:spacing w:before="100" w:beforeAutospacing="1" w:after="100" w:afterAutospacing="1" w:line="240" w:lineRule="auto"/>
+    </w:pPr>
+    <w:rPr>
+      <w:rFonts w:ascii="Times New Roman" w:eastAsia="Times New Roman" w:hAnsi="Times New Roman" w:cs="Times New Roman"/>
+      <w:sz w:val="24"/>
+      <w:szCs w:val="24"/>
+      <w:lang w:val="en-US"/>
+    </w:rPr>
+  </w:style>
 </w:styles>
 </file>
 
